--- a/day3/reports/Hardware & Embedded Systems Research Report.docx
+++ b/day3/reports/Hardware & Embedded Systems Research Report.docx
@@ -87,12 +87,6 @@
         <w:gridCol w:w="6900"/>
       </w:tblGrid>
       <w:tr>
-        <w:tblPrEx>
-          <w:tblCellMar>
-            <w:top w:w="0" w:type="dxa"/>
-            <w:bottom w:w="0" w:type="dxa"/>
-          </w:tblCellMar>
-        </w:tblPrEx>
         <w:tc>
           <w:tcPr>
             <w:tcW w:w="2600" w:type="dxa"/>
@@ -143,12 +137,6 @@
         </w:tc>
       </w:tr>
       <w:tr>
-        <w:tblPrEx>
-          <w:tblCellMar>
-            <w:top w:w="0" w:type="dxa"/>
-            <w:bottom w:w="0" w:type="dxa"/>
-          </w:tblCellMar>
-        </w:tblPrEx>
         <w:tc>
           <w:tcPr>
             <w:tcW w:w="2600" w:type="dxa"/>
@@ -199,12 +187,6 @@
         </w:tc>
       </w:tr>
       <w:tr>
-        <w:tblPrEx>
-          <w:tblCellMar>
-            <w:top w:w="0" w:type="dxa"/>
-            <w:bottom w:w="0" w:type="dxa"/>
-          </w:tblCellMar>
-        </w:tblPrEx>
         <w:tc>
           <w:tcPr>
             <w:tcW w:w="2600" w:type="dxa"/>
@@ -255,12 +237,6 @@
         </w:tc>
       </w:tr>
       <w:tr>
-        <w:tblPrEx>
-          <w:tblCellMar>
-            <w:top w:w="0" w:type="dxa"/>
-            <w:bottom w:w="0" w:type="dxa"/>
-          </w:tblCellMar>
-        </w:tblPrEx>
         <w:tc>
           <w:tcPr>
             <w:tcW w:w="2600" w:type="dxa"/>
@@ -309,12 +285,6 @@
         </w:tc>
       </w:tr>
       <w:tr>
-        <w:tblPrEx>
-          <w:tblCellMar>
-            <w:top w:w="0" w:type="dxa"/>
-            <w:bottom w:w="0" w:type="dxa"/>
-          </w:tblCellMar>
-        </w:tblPrEx>
         <w:tc>
           <w:tcPr>
             <w:tcW w:w="2600" w:type="dxa"/>
@@ -404,6 +374,14 @@
     </w:p>
     <w:sdt>
       <w:sdtPr>
+        <w:rPr>
+          <w:rFonts w:ascii="Aptos" w:eastAsia="Aptos" w:hAnsi="Aptos" w:cs="Aptos"/>
+          <w:b w:val="0"/>
+          <w:bCs w:val="0"/>
+          <w:color w:val="auto"/>
+          <w:sz w:val="22"/>
+          <w:szCs w:val="22"/>
+        </w:rPr>
         <w:id w:val="-1443769568"/>
         <w:docPartObj>
           <w:docPartGallery w:val="Table of Contents"/>
@@ -412,11 +390,7 @@
       </w:sdtPr>
       <w:sdtEndPr>
         <w:rPr>
-          <w:rFonts w:ascii="Aptos" w:eastAsia="Aptos" w:hAnsi="Aptos" w:cs="Aptos"/>
           <w:noProof/>
-          <w:color w:val="auto"/>
-          <w:sz w:val="22"/>
-          <w:szCs w:val="22"/>
         </w:rPr>
       </w:sdtEndPr>
       <w:sdtContent>
@@ -452,7 +426,7 @@
           <w:r>
             <w:fldChar w:fldCharType="separate"/>
           </w:r>
-          <w:hyperlink w:anchor="_Toc235540753" w:history="1">
+          <w:hyperlink w:anchor="_Toc235553008" w:history="1">
             <w:r>
               <w:rPr>
                 <w:rStyle w:val="Hyperlink"/>
@@ -479,7 +453,7 @@
                 <w:noProof/>
                 <w:webHidden/>
               </w:rPr>
-              <w:instrText xml:space="preserve"> PAGEREF _Toc235540753 \h </w:instrText>
+              <w:instrText xml:space="preserve"> PAGEREF _Toc235553008 \h </w:instrText>
             </w:r>
             <w:r>
               <w:rPr>
@@ -499,7 +473,7 @@
                 <w:noProof/>
                 <w:webHidden/>
               </w:rPr>
-              <w:t>3</w:t>
+              <w:t>4</w:t>
             </w:r>
             <w:r>
               <w:rPr>
@@ -525,7 +499,7 @@
               <w14:ligatures w14:val="standardContextual"/>
             </w:rPr>
           </w:pPr>
-          <w:hyperlink w:anchor="_Toc235540754" w:history="1">
+          <w:hyperlink w:anchor="_Toc235553009" w:history="1">
             <w:r>
               <w:rPr>
                 <w:rStyle w:val="Hyperlink"/>
@@ -552,7 +526,7 @@
                 <w:noProof/>
                 <w:webHidden/>
               </w:rPr>
-              <w:instrText xml:space="preserve"> PAGEREF _Toc235540754 \h </w:instrText>
+              <w:instrText xml:space="preserve"> PAGEREF _Toc235553009 \h </w:instrText>
             </w:r>
             <w:r>
               <w:rPr>
@@ -598,7 +572,7 @@
               <w14:ligatures w14:val="standardContextual"/>
             </w:rPr>
           </w:pPr>
-          <w:hyperlink w:anchor="_Toc235540755" w:history="1">
+          <w:hyperlink w:anchor="_Toc235553010" w:history="1">
             <w:r>
               <w:rPr>
                 <w:rStyle w:val="Hyperlink"/>
@@ -625,7 +599,7 @@
                 <w:noProof/>
                 <w:webHidden/>
               </w:rPr>
-              <w:instrText xml:space="preserve"> PAGEREF _Toc235540755 \h </w:instrText>
+              <w:instrText xml:space="preserve"> PAGEREF _Toc235553010 \h </w:instrText>
             </w:r>
             <w:r>
               <w:rPr>
@@ -671,7 +645,7 @@
               <w14:ligatures w14:val="standardContextual"/>
             </w:rPr>
           </w:pPr>
-          <w:hyperlink w:anchor="_Toc235540756" w:history="1">
+          <w:hyperlink w:anchor="_Toc235553011" w:history="1">
             <w:r>
               <w:rPr>
                 <w:rStyle w:val="Hyperlink"/>
@@ -698,7 +672,7 @@
                 <w:noProof/>
                 <w:webHidden/>
               </w:rPr>
-              <w:instrText xml:space="preserve"> PAGEREF _Toc235540756 \h </w:instrText>
+              <w:instrText xml:space="preserve"> PAGEREF _Toc235553011 \h </w:instrText>
             </w:r>
             <w:r>
               <w:rPr>
@@ -744,7 +718,7 @@
               <w14:ligatures w14:val="standardContextual"/>
             </w:rPr>
           </w:pPr>
-          <w:hyperlink w:anchor="_Toc235540757" w:history="1">
+          <w:hyperlink w:anchor="_Toc235553012" w:history="1">
             <w:r>
               <w:rPr>
                 <w:rStyle w:val="Hyperlink"/>
@@ -776,7 +750,7 @@
                 <w:noProof/>
                 <w:webHidden/>
               </w:rPr>
-              <w:instrText xml:space="preserve"> PAGEREF _Toc235540757 \h </w:instrText>
+              <w:instrText xml:space="preserve"> PAGEREF _Toc235553012 \h </w:instrText>
             </w:r>
             <w:r>
               <w:rPr>
@@ -822,7 +796,7 @@
               <w14:ligatures w14:val="standardContextual"/>
             </w:rPr>
           </w:pPr>
-          <w:hyperlink w:anchor="_Toc235540758" w:history="1">
+          <w:hyperlink w:anchor="_Toc235553013" w:history="1">
             <w:r>
               <w:rPr>
                 <w:rStyle w:val="Hyperlink"/>
@@ -854,7 +828,7 @@
                 <w:noProof/>
                 <w:webHidden/>
               </w:rPr>
-              <w:instrText xml:space="preserve"> PAGEREF _Toc235540758 \h </w:instrText>
+              <w:instrText xml:space="preserve"> PAGEREF _Toc235553013 \h </w:instrText>
             </w:r>
             <w:r>
               <w:rPr>
@@ -900,7 +874,7 @@
               <w14:ligatures w14:val="standardContextual"/>
             </w:rPr>
           </w:pPr>
-          <w:hyperlink w:anchor="_Toc235540759" w:history="1">
+          <w:hyperlink w:anchor="_Toc235553014" w:history="1">
             <w:r>
               <w:rPr>
                 <w:rStyle w:val="Hyperlink"/>
@@ -927,7 +901,7 @@
                 <w:noProof/>
                 <w:webHidden/>
               </w:rPr>
-              <w:instrText xml:space="preserve"> PAGEREF _Toc235540759 \h </w:instrText>
+              <w:instrText xml:space="preserve"> PAGEREF _Toc235553014 \h </w:instrText>
             </w:r>
             <w:r>
               <w:rPr>
@@ -973,7 +947,7 @@
               <w14:ligatures w14:val="standardContextual"/>
             </w:rPr>
           </w:pPr>
-          <w:hyperlink w:anchor="_Toc235540760" w:history="1">
+          <w:hyperlink w:anchor="_Toc235553015" w:history="1">
             <w:r>
               <w:rPr>
                 <w:rStyle w:val="Hyperlink"/>
@@ -1005,7 +979,7 @@
                 <w:noProof/>
                 <w:webHidden/>
               </w:rPr>
-              <w:instrText xml:space="preserve"> PAGEREF _Toc235540760 \h </w:instrText>
+              <w:instrText xml:space="preserve"> PAGEREF _Toc235553015 \h </w:instrText>
             </w:r>
             <w:r>
               <w:rPr>
@@ -1051,7 +1025,7 @@
               <w14:ligatures w14:val="standardContextual"/>
             </w:rPr>
           </w:pPr>
-          <w:hyperlink w:anchor="_Toc235540761" w:history="1">
+          <w:hyperlink w:anchor="_Toc235553016" w:history="1">
             <w:r>
               <w:rPr>
                 <w:rStyle w:val="Hyperlink"/>
@@ -1083,7 +1057,7 @@
                 <w:noProof/>
                 <w:webHidden/>
               </w:rPr>
-              <w:instrText xml:space="preserve"> PAGEREF _Toc235540761 \h </w:instrText>
+              <w:instrText xml:space="preserve"> PAGEREF _Toc235553016 \h </w:instrText>
             </w:r>
             <w:r>
               <w:rPr>
@@ -1129,7 +1103,7 @@
               <w14:ligatures w14:val="standardContextual"/>
             </w:rPr>
           </w:pPr>
-          <w:hyperlink w:anchor="_Toc235540762" w:history="1">
+          <w:hyperlink w:anchor="_Toc235553017" w:history="1">
             <w:r>
               <w:rPr>
                 <w:rStyle w:val="Hyperlink"/>
@@ -1161,7 +1135,7 @@
                 <w:noProof/>
                 <w:webHidden/>
               </w:rPr>
-              <w:instrText xml:space="preserve"> PAGEREF _Toc235540762 \h </w:instrText>
+              <w:instrText xml:space="preserve"> PAGEREF _Toc235553017 \h </w:instrText>
             </w:r>
             <w:r>
               <w:rPr>
@@ -1207,7 +1181,7 @@
               <w14:ligatures w14:val="standardContextual"/>
             </w:rPr>
           </w:pPr>
-          <w:hyperlink w:anchor="_Toc235540763" w:history="1">
+          <w:hyperlink w:anchor="_Toc235553018" w:history="1">
             <w:r>
               <w:rPr>
                 <w:rStyle w:val="Hyperlink"/>
@@ -1234,7 +1208,7 @@
                 <w:noProof/>
                 <w:webHidden/>
               </w:rPr>
-              <w:instrText xml:space="preserve"> PAGEREF _Toc235540763 \h </w:instrText>
+              <w:instrText xml:space="preserve"> PAGEREF _Toc235553018 \h </w:instrText>
             </w:r>
             <w:r>
               <w:rPr>
@@ -1280,7 +1254,7 @@
               <w14:ligatures w14:val="standardContextual"/>
             </w:rPr>
           </w:pPr>
-          <w:hyperlink w:anchor="_Toc235540764" w:history="1">
+          <w:hyperlink w:anchor="_Toc235553019" w:history="1">
             <w:r>
               <w:rPr>
                 <w:rStyle w:val="Hyperlink"/>
@@ -1307,7 +1281,7 @@
                 <w:noProof/>
                 <w:webHidden/>
               </w:rPr>
-              <w:instrText xml:space="preserve"> PAGEREF _Toc235540764 \h </w:instrText>
+              <w:instrText xml:space="preserve"> PAGEREF _Toc235553019 \h </w:instrText>
             </w:r>
             <w:r>
               <w:rPr>
@@ -1353,7 +1327,7 @@
               <w14:ligatures w14:val="standardContextual"/>
             </w:rPr>
           </w:pPr>
-          <w:hyperlink w:anchor="_Toc235540765" w:history="1">
+          <w:hyperlink w:anchor="_Toc235553020" w:history="1">
             <w:r>
               <w:rPr>
                 <w:rStyle w:val="Hyperlink"/>
@@ -1380,7 +1354,7 @@
                 <w:noProof/>
                 <w:webHidden/>
               </w:rPr>
-              <w:instrText xml:space="preserve"> PAGEREF _Toc235540765 \h </w:instrText>
+              <w:instrText xml:space="preserve"> PAGEREF _Toc235553020 \h </w:instrText>
             </w:r>
             <w:r>
               <w:rPr>
@@ -1426,7 +1400,7 @@
               <w14:ligatures w14:val="standardContextual"/>
             </w:rPr>
           </w:pPr>
-          <w:hyperlink w:anchor="_Toc235540766" w:history="1">
+          <w:hyperlink w:anchor="_Toc235553021" w:history="1">
             <w:r>
               <w:rPr>
                 <w:rStyle w:val="Hyperlink"/>
@@ -1453,7 +1427,7 @@
                 <w:noProof/>
                 <w:webHidden/>
               </w:rPr>
-              <w:instrText xml:space="preserve"> PAGEREF _Toc235540766 \h </w:instrText>
+              <w:instrText xml:space="preserve"> PAGEREF _Toc235553021 \h </w:instrText>
             </w:r>
             <w:r>
               <w:rPr>
@@ -1499,7 +1473,7 @@
               <w14:ligatures w14:val="standardContextual"/>
             </w:rPr>
           </w:pPr>
-          <w:hyperlink w:anchor="_Toc235540767" w:history="1">
+          <w:hyperlink w:anchor="_Toc235553022" w:history="1">
             <w:r>
               <w:rPr>
                 <w:rStyle w:val="Hyperlink"/>
@@ -1526,7 +1500,7 @@
                 <w:noProof/>
                 <w:webHidden/>
               </w:rPr>
-              <w:instrText xml:space="preserve"> PAGEREF _Toc235540767 \h </w:instrText>
+              <w:instrText xml:space="preserve"> PAGEREF _Toc235553022 \h </w:instrText>
             </w:r>
             <w:r>
               <w:rPr>
@@ -1572,7 +1546,7 @@
               <w14:ligatures w14:val="standardContextual"/>
             </w:rPr>
           </w:pPr>
-          <w:hyperlink w:anchor="_Toc235540768" w:history="1">
+          <w:hyperlink w:anchor="_Toc235553023" w:history="1">
             <w:r>
               <w:rPr>
                 <w:rStyle w:val="Hyperlink"/>
@@ -1599,7 +1573,7 @@
                 <w:noProof/>
                 <w:webHidden/>
               </w:rPr>
-              <w:instrText xml:space="preserve"> PAGEREF _Toc235540768 \h </w:instrText>
+              <w:instrText xml:space="preserve"> PAGEREF _Toc235553023 \h </w:instrText>
             </w:r>
             <w:r>
               <w:rPr>
@@ -1619,7 +1593,7 @@
                 <w:noProof/>
                 <w:webHidden/>
               </w:rPr>
-              <w:t>15</w:t>
+              <w:t>14</w:t>
             </w:r>
             <w:r>
               <w:rPr>
@@ -1645,7 +1619,7 @@
               <w14:ligatures w14:val="standardContextual"/>
             </w:rPr>
           </w:pPr>
-          <w:hyperlink w:anchor="_Toc235540769" w:history="1">
+          <w:hyperlink w:anchor="_Toc235553024" w:history="1">
             <w:r>
               <w:rPr>
                 <w:rStyle w:val="Hyperlink"/>
@@ -1672,7 +1646,7 @@
                 <w:noProof/>
                 <w:webHidden/>
               </w:rPr>
-              <w:instrText xml:space="preserve"> PAGEREF _Toc235540769 \h </w:instrText>
+              <w:instrText xml:space="preserve"> PAGEREF _Toc235553024 \h </w:instrText>
             </w:r>
             <w:r>
               <w:rPr>
@@ -1692,7 +1666,7 @@
                 <w:noProof/>
                 <w:webHidden/>
               </w:rPr>
-              <w:t>15</w:t>
+              <w:t>14</w:t>
             </w:r>
             <w:r>
               <w:rPr>
@@ -1718,7 +1692,7 @@
               <w14:ligatures w14:val="standardContextual"/>
             </w:rPr>
           </w:pPr>
-          <w:hyperlink w:anchor="_Toc235540770" w:history="1">
+          <w:hyperlink w:anchor="_Toc235553025" w:history="1">
             <w:r>
               <w:rPr>
                 <w:rStyle w:val="Hyperlink"/>
@@ -1745,7 +1719,7 @@
                 <w:noProof/>
                 <w:webHidden/>
               </w:rPr>
-              <w:instrText xml:space="preserve"> PAGEREF _Toc235540770 \h </w:instrText>
+              <w:instrText xml:space="preserve"> PAGEREF _Toc235553025 \h </w:instrText>
             </w:r>
             <w:r>
               <w:rPr>
@@ -1765,7 +1739,7 @@
                 <w:noProof/>
                 <w:webHidden/>
               </w:rPr>
-              <w:t>16</w:t>
+              <w:t>15</w:t>
             </w:r>
             <w:r>
               <w:rPr>
@@ -1791,7 +1765,7 @@
               <w14:ligatures w14:val="standardContextual"/>
             </w:rPr>
           </w:pPr>
-          <w:hyperlink w:anchor="_Toc235540771" w:history="1">
+          <w:hyperlink w:anchor="_Toc235553026" w:history="1">
             <w:r>
               <w:rPr>
                 <w:rStyle w:val="Hyperlink"/>
@@ -1818,7 +1792,7 @@
                 <w:noProof/>
                 <w:webHidden/>
               </w:rPr>
-              <w:instrText xml:space="preserve"> PAGEREF _Toc235540771 \h </w:instrText>
+              <w:instrText xml:space="preserve"> PAGEREF _Toc235553026 \h </w:instrText>
             </w:r>
             <w:r>
               <w:rPr>
@@ -1838,7 +1812,7 @@
                 <w:noProof/>
                 <w:webHidden/>
               </w:rPr>
-              <w:t>17</w:t>
+              <w:t>16</w:t>
             </w:r>
             <w:r>
               <w:rPr>
@@ -1864,7 +1838,7 @@
               <w14:ligatures w14:val="standardContextual"/>
             </w:rPr>
           </w:pPr>
-          <w:hyperlink w:anchor="_Toc235540772" w:history="1">
+          <w:hyperlink w:anchor="_Toc235553027" w:history="1">
             <w:r>
               <w:rPr>
                 <w:rStyle w:val="Hyperlink"/>
@@ -1891,7 +1865,7 @@
                 <w:noProof/>
                 <w:webHidden/>
               </w:rPr>
-              <w:instrText xml:space="preserve"> PAGEREF _Toc235540772 \h </w:instrText>
+              <w:instrText xml:space="preserve"> PAGEREF _Toc235553027 \h </w:instrText>
             </w:r>
             <w:r>
               <w:rPr>
@@ -1911,7 +1885,7 @@
                 <w:noProof/>
                 <w:webHidden/>
               </w:rPr>
-              <w:t>18</w:t>
+              <w:t>17</w:t>
             </w:r>
             <w:r>
               <w:rPr>
@@ -1937,7 +1911,7 @@
               <w14:ligatures w14:val="standardContextual"/>
             </w:rPr>
           </w:pPr>
-          <w:hyperlink w:anchor="_Toc235540773" w:history="1">
+          <w:hyperlink w:anchor="_Toc235553028" w:history="1">
             <w:r>
               <w:rPr>
                 <w:rStyle w:val="Hyperlink"/>
@@ -1964,7 +1938,7 @@
                 <w:noProof/>
                 <w:webHidden/>
               </w:rPr>
-              <w:instrText xml:space="preserve"> PAGEREF _Toc235540773 \h </w:instrText>
+              <w:instrText xml:space="preserve"> PAGEREF _Toc235553028 \h </w:instrText>
             </w:r>
             <w:r>
               <w:rPr>
@@ -1984,7 +1958,7 @@
                 <w:noProof/>
                 <w:webHidden/>
               </w:rPr>
-              <w:t>20</w:t>
+              <w:t>19</w:t>
             </w:r>
             <w:r>
               <w:rPr>
@@ -2010,7 +1984,7 @@
               <w14:ligatures w14:val="standardContextual"/>
             </w:rPr>
           </w:pPr>
-          <w:hyperlink w:anchor="_Toc235540774" w:history="1">
+          <w:hyperlink w:anchor="_Toc235553029" w:history="1">
             <w:r>
               <w:rPr>
                 <w:rStyle w:val="Hyperlink"/>
@@ -2037,7 +2011,7 @@
                 <w:noProof/>
                 <w:webHidden/>
               </w:rPr>
-              <w:instrText xml:space="preserve"> PAGEREF _Toc235540774 \h </w:instrText>
+              <w:instrText xml:space="preserve"> PAGEREF _Toc235553029 \h </w:instrText>
             </w:r>
             <w:r>
               <w:rPr>
@@ -2057,7 +2031,7 @@
                 <w:noProof/>
                 <w:webHidden/>
               </w:rPr>
-              <w:t>20</w:t>
+              <w:t>19</w:t>
             </w:r>
             <w:r>
               <w:rPr>
@@ -2083,7 +2057,7 @@
               <w14:ligatures w14:val="standardContextual"/>
             </w:rPr>
           </w:pPr>
-          <w:hyperlink w:anchor="_Toc235540775" w:history="1">
+          <w:hyperlink w:anchor="_Toc235553030" w:history="1">
             <w:r>
               <w:rPr>
                 <w:rStyle w:val="Hyperlink"/>
@@ -2110,7 +2084,7 @@
                 <w:noProof/>
                 <w:webHidden/>
               </w:rPr>
-              <w:instrText xml:space="preserve"> PAGEREF _Toc235540775 \h </w:instrText>
+              <w:instrText xml:space="preserve"> PAGEREF _Toc235553030 \h </w:instrText>
             </w:r>
             <w:r>
               <w:rPr>
@@ -2130,7 +2104,7 @@
                 <w:noProof/>
                 <w:webHidden/>
               </w:rPr>
-              <w:t>22</w:t>
+              <w:t>21</w:t>
             </w:r>
             <w:r>
               <w:rPr>
@@ -2156,7 +2130,7 @@
               <w14:ligatures w14:val="standardContextual"/>
             </w:rPr>
           </w:pPr>
-          <w:hyperlink w:anchor="_Toc235540776" w:history="1">
+          <w:hyperlink w:anchor="_Toc235553031" w:history="1">
             <w:r>
               <w:rPr>
                 <w:rStyle w:val="Hyperlink"/>
@@ -2183,7 +2157,7 @@
                 <w:noProof/>
                 <w:webHidden/>
               </w:rPr>
-              <w:instrText xml:space="preserve"> PAGEREF _Toc235540776 \h </w:instrText>
+              <w:instrText xml:space="preserve"> PAGEREF _Toc235553031 \h </w:instrText>
             </w:r>
             <w:r>
               <w:rPr>
@@ -2203,7 +2177,7 @@
                 <w:noProof/>
                 <w:webHidden/>
               </w:rPr>
-              <w:t>24</w:t>
+              <w:t>23</w:t>
             </w:r>
             <w:r>
               <w:rPr>
@@ -2229,7 +2203,7 @@
               <w14:ligatures w14:val="standardContextual"/>
             </w:rPr>
           </w:pPr>
-          <w:hyperlink w:anchor="_Toc235540777" w:history="1">
+          <w:hyperlink w:anchor="_Toc235553032" w:history="1">
             <w:r>
               <w:rPr>
                 <w:rStyle w:val="Hyperlink"/>
@@ -2256,7 +2230,7 @@
                 <w:noProof/>
                 <w:webHidden/>
               </w:rPr>
-              <w:instrText xml:space="preserve"> PAGEREF _Toc235540777 \h </w:instrText>
+              <w:instrText xml:space="preserve"> PAGEREF _Toc235553032 \h </w:instrText>
             </w:r>
             <w:r>
               <w:rPr>
@@ -2276,7 +2250,7 @@
                 <w:noProof/>
                 <w:webHidden/>
               </w:rPr>
-              <w:t>26</w:t>
+              <w:t>25</w:t>
             </w:r>
             <w:r>
               <w:rPr>
@@ -2302,7 +2276,7 @@
               <w14:ligatures w14:val="standardContextual"/>
             </w:rPr>
           </w:pPr>
-          <w:hyperlink w:anchor="_Toc235540778" w:history="1">
+          <w:hyperlink w:anchor="_Toc235553033" w:history="1">
             <w:r>
               <w:rPr>
                 <w:rStyle w:val="Hyperlink"/>
@@ -2329,7 +2303,7 @@
                 <w:noProof/>
                 <w:webHidden/>
               </w:rPr>
-              <w:instrText xml:space="preserve"> PAGEREF _Toc235540778 \h </w:instrText>
+              <w:instrText xml:space="preserve"> PAGEREF _Toc235553033 \h </w:instrText>
             </w:r>
             <w:r>
               <w:rPr>
@@ -2349,7 +2323,7 @@
                 <w:noProof/>
                 <w:webHidden/>
               </w:rPr>
-              <w:t>27</w:t>
+              <w:t>26</w:t>
             </w:r>
             <w:r>
               <w:rPr>
@@ -2375,7 +2349,7 @@
               <w14:ligatures w14:val="standardContextual"/>
             </w:rPr>
           </w:pPr>
-          <w:hyperlink w:anchor="_Toc235540779" w:history="1">
+          <w:hyperlink w:anchor="_Toc235553034" w:history="1">
             <w:r>
               <w:rPr>
                 <w:rStyle w:val="Hyperlink"/>
@@ -2402,7 +2376,7 @@
                 <w:noProof/>
                 <w:webHidden/>
               </w:rPr>
-              <w:instrText xml:space="preserve"> PAGEREF _Toc235540779 \h </w:instrText>
+              <w:instrText xml:space="preserve"> PAGEREF _Toc235553034 \h </w:instrText>
             </w:r>
             <w:r>
               <w:rPr>
@@ -2422,7 +2396,7 @@
                 <w:noProof/>
                 <w:webHidden/>
               </w:rPr>
-              <w:t>29</w:t>
+              <w:t>28</w:t>
             </w:r>
             <w:r>
               <w:rPr>
@@ -2448,7 +2422,7 @@
               <w14:ligatures w14:val="standardContextual"/>
             </w:rPr>
           </w:pPr>
-          <w:hyperlink w:anchor="_Toc235540780" w:history="1">
+          <w:hyperlink w:anchor="_Toc235553035" w:history="1">
             <w:r>
               <w:rPr>
                 <w:rStyle w:val="Hyperlink"/>
@@ -2475,7 +2449,7 @@
                 <w:noProof/>
                 <w:webHidden/>
               </w:rPr>
-              <w:instrText xml:space="preserve"> PAGEREF _Toc235540780 \h </w:instrText>
+              <w:instrText xml:space="preserve"> PAGEREF _Toc235553035 \h </w:instrText>
             </w:r>
             <w:r>
               <w:rPr>
@@ -2495,7 +2469,7 @@
                 <w:noProof/>
                 <w:webHidden/>
               </w:rPr>
-              <w:t>29</w:t>
+              <w:t>28</w:t>
             </w:r>
             <w:r>
               <w:rPr>
@@ -2521,7 +2495,7 @@
               <w14:ligatures w14:val="standardContextual"/>
             </w:rPr>
           </w:pPr>
-          <w:hyperlink w:anchor="_Toc235540781" w:history="1">
+          <w:hyperlink w:anchor="_Toc235553036" w:history="1">
             <w:r>
               <w:rPr>
                 <w:rStyle w:val="Hyperlink"/>
@@ -2548,7 +2522,7 @@
                 <w:noProof/>
                 <w:webHidden/>
               </w:rPr>
-              <w:instrText xml:space="preserve"> PAGEREF _Toc235540781 \h </w:instrText>
+              <w:instrText xml:space="preserve"> PAGEREF _Toc235553036 \h </w:instrText>
             </w:r>
             <w:r>
               <w:rPr>
@@ -2568,7 +2542,7 @@
                 <w:noProof/>
                 <w:webHidden/>
               </w:rPr>
-              <w:t>29</w:t>
+              <w:t>28</w:t>
             </w:r>
             <w:r>
               <w:rPr>
@@ -2594,7 +2568,7 @@
               <w14:ligatures w14:val="standardContextual"/>
             </w:rPr>
           </w:pPr>
-          <w:hyperlink w:anchor="_Toc235540782" w:history="1">
+          <w:hyperlink w:anchor="_Toc235553037" w:history="1">
             <w:r>
               <w:rPr>
                 <w:rStyle w:val="Hyperlink"/>
@@ -2621,7 +2595,7 @@
                 <w:noProof/>
                 <w:webHidden/>
               </w:rPr>
-              <w:instrText xml:space="preserve"> PAGEREF _Toc235540782 \h </w:instrText>
+              <w:instrText xml:space="preserve"> PAGEREF _Toc235553037 \h </w:instrText>
             </w:r>
             <w:r>
               <w:rPr>
@@ -2641,7 +2615,7 @@
                 <w:noProof/>
                 <w:webHidden/>
               </w:rPr>
-              <w:t>30</w:t>
+              <w:t>29</w:t>
             </w:r>
             <w:r>
               <w:rPr>
@@ -2667,7 +2641,7 @@
               <w14:ligatures w14:val="standardContextual"/>
             </w:rPr>
           </w:pPr>
-          <w:hyperlink w:anchor="_Toc235540783" w:history="1">
+          <w:hyperlink w:anchor="_Toc235553038" w:history="1">
             <w:r>
               <w:rPr>
                 <w:rStyle w:val="Hyperlink"/>
@@ -2694,7 +2668,7 @@
                 <w:noProof/>
                 <w:webHidden/>
               </w:rPr>
-              <w:instrText xml:space="preserve"> PAGEREF _Toc235540783 \h </w:instrText>
+              <w:instrText xml:space="preserve"> PAGEREF _Toc235553038 \h </w:instrText>
             </w:r>
             <w:r>
               <w:rPr>
@@ -2714,7 +2688,7 @@
                 <w:noProof/>
                 <w:webHidden/>
               </w:rPr>
-              <w:t>31</w:t>
+              <w:t>30</w:t>
             </w:r>
             <w:r>
               <w:rPr>
@@ -2740,7 +2714,7 @@
               <w14:ligatures w14:val="standardContextual"/>
             </w:rPr>
           </w:pPr>
-          <w:hyperlink w:anchor="_Toc235540784" w:history="1">
+          <w:hyperlink w:anchor="_Toc235553039" w:history="1">
             <w:r>
               <w:rPr>
                 <w:rStyle w:val="Hyperlink"/>
@@ -2767,7 +2741,7 @@
                 <w:noProof/>
                 <w:webHidden/>
               </w:rPr>
-              <w:instrText xml:space="preserve"> PAGEREF _Toc235540784 \h </w:instrText>
+              <w:instrText xml:space="preserve"> PAGEREF _Toc235553039 \h </w:instrText>
             </w:r>
             <w:r>
               <w:rPr>
@@ -2787,7 +2761,7 @@
                 <w:noProof/>
                 <w:webHidden/>
               </w:rPr>
-              <w:t>32</w:t>
+              <w:t>31</w:t>
             </w:r>
             <w:r>
               <w:rPr>
@@ -2813,7 +2787,7 @@
               <w14:ligatures w14:val="standardContextual"/>
             </w:rPr>
           </w:pPr>
-          <w:hyperlink w:anchor="_Toc235540785" w:history="1">
+          <w:hyperlink w:anchor="_Toc235553040" w:history="1">
             <w:r>
               <w:rPr>
                 <w:rStyle w:val="Hyperlink"/>
@@ -2840,7 +2814,7 @@
                 <w:noProof/>
                 <w:webHidden/>
               </w:rPr>
-              <w:instrText xml:space="preserve"> PAGEREF _Toc235540785 \h </w:instrText>
+              <w:instrText xml:space="preserve"> PAGEREF _Toc235553040 \h </w:instrText>
             </w:r>
             <w:r>
               <w:rPr>
@@ -2860,7 +2834,7 @@
                 <w:noProof/>
                 <w:webHidden/>
               </w:rPr>
-              <w:t>32</w:t>
+              <w:t>31</w:t>
             </w:r>
             <w:r>
               <w:rPr>
@@ -2886,7 +2860,7 @@
               <w14:ligatures w14:val="standardContextual"/>
             </w:rPr>
           </w:pPr>
-          <w:hyperlink w:anchor="_Toc235540786" w:history="1">
+          <w:hyperlink w:anchor="_Toc235553041" w:history="1">
             <w:r>
               <w:rPr>
                 <w:rStyle w:val="Hyperlink"/>
@@ -2913,7 +2887,7 @@
                 <w:noProof/>
                 <w:webHidden/>
               </w:rPr>
-              <w:instrText xml:space="preserve"> PAGEREF _Toc235540786 \h </w:instrText>
+              <w:instrText xml:space="preserve"> PAGEREF _Toc235553041 \h </w:instrText>
             </w:r>
             <w:r>
               <w:rPr>
@@ -2933,7 +2907,7 @@
                 <w:noProof/>
                 <w:webHidden/>
               </w:rPr>
-              <w:t>32</w:t>
+              <w:t>31</w:t>
             </w:r>
             <w:r>
               <w:rPr>
@@ -2959,7 +2933,7 @@
               <w14:ligatures w14:val="standardContextual"/>
             </w:rPr>
           </w:pPr>
-          <w:hyperlink w:anchor="_Toc235540787" w:history="1">
+          <w:hyperlink w:anchor="_Toc235553042" w:history="1">
             <w:r>
               <w:rPr>
                 <w:rStyle w:val="Hyperlink"/>
@@ -2986,7 +2960,7 @@
                 <w:noProof/>
                 <w:webHidden/>
               </w:rPr>
-              <w:instrText xml:space="preserve"> PAGEREF _Toc235540787 \h </w:instrText>
+              <w:instrText xml:space="preserve"> PAGEREF _Toc235553042 \h </w:instrText>
             </w:r>
             <w:r>
               <w:rPr>
@@ -3006,7 +2980,7 @@
                 <w:noProof/>
                 <w:webHidden/>
               </w:rPr>
-              <w:t>33</w:t>
+              <w:t>32</w:t>
             </w:r>
             <w:r>
               <w:rPr>
@@ -3032,7 +3006,7 @@
               <w14:ligatures w14:val="standardContextual"/>
             </w:rPr>
           </w:pPr>
-          <w:hyperlink w:anchor="_Toc235540788" w:history="1">
+          <w:hyperlink w:anchor="_Toc235553043" w:history="1">
             <w:r>
               <w:rPr>
                 <w:rStyle w:val="Hyperlink"/>
@@ -3059,7 +3033,7 @@
                 <w:noProof/>
                 <w:webHidden/>
               </w:rPr>
-              <w:instrText xml:space="preserve"> PAGEREF _Toc235540788 \h </w:instrText>
+              <w:instrText xml:space="preserve"> PAGEREF _Toc235553043 \h </w:instrText>
             </w:r>
             <w:r>
               <w:rPr>
@@ -3079,7 +3053,7 @@
                 <w:noProof/>
                 <w:webHidden/>
               </w:rPr>
-              <w:t>33</w:t>
+              <w:t>32</w:t>
             </w:r>
             <w:r>
               <w:rPr>
@@ -3105,7 +3079,7 @@
               <w14:ligatures w14:val="standardContextual"/>
             </w:rPr>
           </w:pPr>
-          <w:hyperlink w:anchor="_Toc235540789" w:history="1">
+          <w:hyperlink w:anchor="_Toc235553044" w:history="1">
             <w:r>
               <w:rPr>
                 <w:rStyle w:val="Hyperlink"/>
@@ -3132,7 +3106,7 @@
                 <w:noProof/>
                 <w:webHidden/>
               </w:rPr>
-              <w:instrText xml:space="preserve"> PAGEREF _Toc235540789 \h </w:instrText>
+              <w:instrText xml:space="preserve"> PAGEREF _Toc235553044 \h </w:instrText>
             </w:r>
             <w:r>
               <w:rPr>
@@ -3152,7 +3126,7 @@
                 <w:noProof/>
                 <w:webHidden/>
               </w:rPr>
-              <w:t>34</w:t>
+              <w:t>33</w:t>
             </w:r>
             <w:r>
               <w:rPr>
@@ -3178,7 +3152,7 @@
               <w14:ligatures w14:val="standardContextual"/>
             </w:rPr>
           </w:pPr>
-          <w:hyperlink w:anchor="_Toc235540790" w:history="1">
+          <w:hyperlink w:anchor="_Toc235553045" w:history="1">
             <w:r>
               <w:rPr>
                 <w:rStyle w:val="Hyperlink"/>
@@ -3205,7 +3179,7 @@
                 <w:noProof/>
                 <w:webHidden/>
               </w:rPr>
-              <w:instrText xml:space="preserve"> PAGEREF _Toc235540790 \h </w:instrText>
+              <w:instrText xml:space="preserve"> PAGEREF _Toc235553045 \h </w:instrText>
             </w:r>
             <w:r>
               <w:rPr>
@@ -3225,7 +3199,7 @@
                 <w:noProof/>
                 <w:webHidden/>
               </w:rPr>
-              <w:t>34</w:t>
+              <w:t>33</w:t>
             </w:r>
             <w:r>
               <w:rPr>
@@ -3251,7 +3225,7 @@
               <w14:ligatures w14:val="standardContextual"/>
             </w:rPr>
           </w:pPr>
-          <w:hyperlink w:anchor="_Toc235540791" w:history="1">
+          <w:hyperlink w:anchor="_Toc235553046" w:history="1">
             <w:r>
               <w:rPr>
                 <w:rStyle w:val="Hyperlink"/>
@@ -3278,7 +3252,7 @@
                 <w:noProof/>
                 <w:webHidden/>
               </w:rPr>
-              <w:instrText xml:space="preserve"> PAGEREF _Toc235540791 \h </w:instrText>
+              <w:instrText xml:space="preserve"> PAGEREF _Toc235553046 \h </w:instrText>
             </w:r>
             <w:r>
               <w:rPr>
@@ -3298,7 +3272,7 @@
                 <w:noProof/>
                 <w:webHidden/>
               </w:rPr>
-              <w:t>35</w:t>
+              <w:t>34</w:t>
             </w:r>
             <w:r>
               <w:rPr>
@@ -3324,7 +3298,7 @@
               <w14:ligatures w14:val="standardContextual"/>
             </w:rPr>
           </w:pPr>
-          <w:hyperlink w:anchor="_Toc235540792" w:history="1">
+          <w:hyperlink w:anchor="_Toc235553047" w:history="1">
             <w:r>
               <w:rPr>
                 <w:rStyle w:val="Hyperlink"/>
@@ -3351,7 +3325,7 @@
                 <w:noProof/>
                 <w:webHidden/>
               </w:rPr>
-              <w:instrText xml:space="preserve"> PAGEREF _Toc235540792 \h </w:instrText>
+              <w:instrText xml:space="preserve"> PAGEREF _Toc235553047 \h </w:instrText>
             </w:r>
             <w:r>
               <w:rPr>
@@ -3371,7 +3345,7 @@
                 <w:noProof/>
                 <w:webHidden/>
               </w:rPr>
-              <w:t>35</w:t>
+              <w:t>34</w:t>
             </w:r>
             <w:r>
               <w:rPr>
@@ -3397,7 +3371,7 @@
               <w14:ligatures w14:val="standardContextual"/>
             </w:rPr>
           </w:pPr>
-          <w:hyperlink w:anchor="_Toc235540793" w:history="1">
+          <w:hyperlink w:anchor="_Toc235553048" w:history="1">
             <w:r>
               <w:rPr>
                 <w:rStyle w:val="Hyperlink"/>
@@ -3424,7 +3398,7 @@
                 <w:noProof/>
                 <w:webHidden/>
               </w:rPr>
-              <w:instrText xml:space="preserve"> PAGEREF _Toc235540793 \h </w:instrText>
+              <w:instrText xml:space="preserve"> PAGEREF _Toc235553048 \h </w:instrText>
             </w:r>
             <w:r>
               <w:rPr>
@@ -3444,7 +3418,7 @@
                 <w:noProof/>
                 <w:webHidden/>
               </w:rPr>
-              <w:t>36</w:t>
+              <w:t>35</w:t>
             </w:r>
             <w:r>
               <w:rPr>
@@ -3749,7 +3723,7 @@
       <w:pPr>
         <w:pStyle w:val="Heading1"/>
       </w:pPr>
-      <w:bookmarkStart w:id="0" w:name="_Toc235540753"/>
+      <w:bookmarkStart w:id="0" w:name="_Toc235553008"/>
       <w:r>
         <w:lastRenderedPageBreak/>
         <w:t>1.1</w:t>
@@ -3774,7 +3748,7 @@
       <w:pPr>
         <w:pStyle w:val="Heading2"/>
       </w:pPr>
-      <w:bookmarkStart w:id="1" w:name="_Toc235540754"/>
+      <w:bookmarkStart w:id="1" w:name="_Toc235553009"/>
       <w:r>
         <w:t xml:space="preserve">1.1.0 What </w:t>
       </w:r>
@@ -3820,12 +3794,6 @@
         <w:gridCol w:w="9350"/>
       </w:tblGrid>
       <w:tr>
-        <w:tblPrEx>
-          <w:tblCellMar>
-            <w:top w:w="0" w:type="dxa"/>
-            <w:bottom w:w="0" w:type="dxa"/>
-          </w:tblCellMar>
-        </w:tblPrEx>
         <w:tc>
           <w:tcPr>
             <w:tcW w:w="9350" w:type="dxa"/>
@@ -3881,7 +3849,7 @@
       <w:pPr>
         <w:pStyle w:val="Heading2"/>
       </w:pPr>
-      <w:bookmarkStart w:id="2" w:name="_Toc235540755"/>
+      <w:bookmarkStart w:id="2" w:name="_Toc235553010"/>
       <w:r>
         <w:t>1.1.1 High-Level Hardware Packaging Hierarchy (Top-Down Approach)</w:t>
       </w:r>
@@ -3974,21 +3942,7 @@
           <w:b/>
           <w:bCs/>
         </w:rPr>
-        <w:t xml:space="preserve">Layer 1 </w:t>
-      </w:r>
-      <w:r>
-        <w:rPr>
-          <w:b/>
-          <w:bCs/>
-        </w:rPr>
-        <w:t>-</w:t>
-      </w:r>
-      <w:r>
-        <w:rPr>
-          <w:b/>
-          <w:bCs/>
-        </w:rPr>
-        <w:t xml:space="preserve"> Silicon Chip (SoC): </w:t>
+        <w:t xml:space="preserve">Layer 1 - Silicon Chip (SoC): </w:t>
       </w:r>
       <w:r>
         <w:t xml:space="preserve">the innermost doll. A tiny, fragile square of silicon a few </w:t>
@@ -4148,7 +4102,7 @@
       <w:pPr>
         <w:pStyle w:val="Heading2"/>
       </w:pPr>
-      <w:bookmarkStart w:id="3" w:name="_Toc235540756"/>
+      <w:bookmarkStart w:id="3" w:name="_Toc235553011"/>
       <w:r>
         <w:t>1.1.2 Deep Dive: Layer 1 — The Silicon Chip (System-on-Chip / SoC)</w:t>
       </w:r>
@@ -4244,13 +4198,7 @@
         <w:t>System-on-Chip (SoC)</w:t>
       </w:r>
       <w:r>
-        <w:t xml:space="preserve"> is a single piece of silicon that packs a whole computer's worth of function — a processor plus its supporting circuitry </w:t>
-      </w:r>
-      <w:r>
-        <w:t>-</w:t>
-      </w:r>
-      <w:r>
-        <w:t xml:space="preserve">onto one chip, rather than spreading those parts across several separate chips on a board. The ESP32-D0WDQ6 (used in the classic ESP32) and the newer ESP32-S3 are both examples of </w:t>
+        <w:t xml:space="preserve"> is a single piece of silicon that packs a whole computer's worth of function — a processor plus its supporting circuitry -onto one chip, rather than spreading those parts across several separate chips on a board. The ESP32-D0WDQ6 (used in the classic ESP32) and the newer ESP32-S3 are both examples of </w:t>
       </w:r>
       <w:proofErr w:type="gramStart"/>
       <w:r>
@@ -4287,12 +4235,6 @@
         <w:gridCol w:w="9350"/>
       </w:tblGrid>
       <w:tr>
-        <w:tblPrEx>
-          <w:tblCellMar>
-            <w:top w:w="0" w:type="dxa"/>
-            <w:bottom w:w="0" w:type="dxa"/>
-          </w:tblCellMar>
-        </w:tblPrEx>
         <w:tc>
           <w:tcPr>
             <w:tcW w:w="9350" w:type="dxa"/>
@@ -4419,7 +4361,7 @@
         <w:pStyle w:val="Heading3"/>
         <w:spacing w:before="220" w:after="110"/>
       </w:pPr>
-      <w:bookmarkStart w:id="4" w:name="_Toc235540757"/>
+      <w:bookmarkStart w:id="4" w:name="_Toc235553012"/>
       <w:r>
         <w:rPr>
           <w:rFonts w:ascii="Aptos Display" w:eastAsia="Aptos Display" w:hAnsi="Aptos Display" w:cs="Aptos Display"/>
@@ -4488,12 +4430,6 @@
         <w:gridCol w:w="25"/>
       </w:tblGrid>
       <w:tr>
-        <w:tblPrEx>
-          <w:tblCellMar>
-            <w:top w:w="0" w:type="dxa"/>
-            <w:bottom w:w="0" w:type="dxa"/>
-          </w:tblCellMar>
-        </w:tblPrEx>
         <w:trPr>
           <w:gridBefore w:val="1"/>
           <w:wBefore w:w="25" w:type="dxa"/>
@@ -4551,10 +4487,6 @@
             <w:insideH w:val="single" w:sz="4" w:space="0" w:color="BFBFBF"/>
             <w:insideV w:val="single" w:sz="4" w:space="0" w:color="BFBFBF"/>
           </w:tblBorders>
-          <w:tblCellMar>
-            <w:top w:w="0" w:type="dxa"/>
-            <w:bottom w:w="0" w:type="dxa"/>
-          </w:tblCellMar>
         </w:tblPrEx>
         <w:trPr>
           <w:gridAfter w:val="1"/>
@@ -4648,10 +4580,6 @@
             <w:insideH w:val="single" w:sz="4" w:space="0" w:color="BFBFBF"/>
             <w:insideV w:val="single" w:sz="4" w:space="0" w:color="BFBFBF"/>
           </w:tblBorders>
-          <w:tblCellMar>
-            <w:top w:w="0" w:type="dxa"/>
-            <w:bottom w:w="0" w:type="dxa"/>
-          </w:tblCellMar>
         </w:tblPrEx>
         <w:trPr>
           <w:gridAfter w:val="1"/>
@@ -4738,10 +4666,6 @@
             <w:insideH w:val="single" w:sz="4" w:space="0" w:color="BFBFBF"/>
             <w:insideV w:val="single" w:sz="4" w:space="0" w:color="BFBFBF"/>
           </w:tblBorders>
-          <w:tblCellMar>
-            <w:top w:w="0" w:type="dxa"/>
-            <w:bottom w:w="0" w:type="dxa"/>
-          </w:tblCellMar>
         </w:tblPrEx>
         <w:trPr>
           <w:gridAfter w:val="1"/>
@@ -4862,10 +4786,6 @@
             <w:insideH w:val="single" w:sz="4" w:space="0" w:color="BFBFBF"/>
             <w:insideV w:val="single" w:sz="4" w:space="0" w:color="BFBFBF"/>
           </w:tblBorders>
-          <w:tblCellMar>
-            <w:top w:w="0" w:type="dxa"/>
-            <w:bottom w:w="0" w:type="dxa"/>
-          </w:tblCellMar>
         </w:tblPrEx>
         <w:trPr>
           <w:gridAfter w:val="1"/>
@@ -4952,10 +4872,6 @@
             <w:insideH w:val="single" w:sz="4" w:space="0" w:color="BFBFBF"/>
             <w:insideV w:val="single" w:sz="4" w:space="0" w:color="BFBFBF"/>
           </w:tblBorders>
-          <w:tblCellMar>
-            <w:top w:w="0" w:type="dxa"/>
-            <w:bottom w:w="0" w:type="dxa"/>
-          </w:tblCellMar>
         </w:tblPrEx>
         <w:trPr>
           <w:gridAfter w:val="1"/>
@@ -5058,10 +4974,6 @@
             <w:insideH w:val="single" w:sz="4" w:space="0" w:color="BFBFBF"/>
             <w:insideV w:val="single" w:sz="4" w:space="0" w:color="BFBFBF"/>
           </w:tblBorders>
-          <w:tblCellMar>
-            <w:top w:w="0" w:type="dxa"/>
-            <w:bottom w:w="0" w:type="dxa"/>
-          </w:tblCellMar>
         </w:tblPrEx>
         <w:trPr>
           <w:gridAfter w:val="1"/>
@@ -5168,7 +5080,7 @@
         <w:pStyle w:val="Heading3"/>
         <w:spacing w:before="220" w:after="110"/>
       </w:pPr>
-      <w:bookmarkStart w:id="5" w:name="_Toc235540758"/>
+      <w:bookmarkStart w:id="5" w:name="_Toc235553013"/>
       <w:r>
         <w:rPr>
           <w:rFonts w:ascii="Aptos Display" w:eastAsia="Aptos Display" w:hAnsi="Aptos Display" w:cs="Aptos Display"/>
@@ -5317,12 +5229,6 @@
         <w:gridCol w:w="9350"/>
       </w:tblGrid>
       <w:tr>
-        <w:tblPrEx>
-          <w:tblCellMar>
-            <w:top w:w="0" w:type="dxa"/>
-            <w:bottom w:w="0" w:type="dxa"/>
-          </w:tblCellMar>
-        </w:tblPrEx>
         <w:tc>
           <w:tcPr>
             <w:tcW w:w="9350" w:type="dxa"/>
@@ -5388,7 +5294,7 @@
       <w:pPr>
         <w:pStyle w:val="Heading2"/>
       </w:pPr>
-      <w:bookmarkStart w:id="6" w:name="_Toc235540759"/>
+      <w:bookmarkStart w:id="6" w:name="_Toc235553014"/>
       <w:r>
         <w:t>1.1.3 Deep Dive: Layer 2 — The PCB Module</w:t>
       </w:r>
@@ -5425,7 +5331,7 @@
         <w:pStyle w:val="Heading3"/>
         <w:spacing w:before="220" w:after="110"/>
       </w:pPr>
-      <w:bookmarkStart w:id="7" w:name="_Toc235540760"/>
+      <w:bookmarkStart w:id="7" w:name="_Toc235553015"/>
       <w:r>
         <w:rPr>
           <w:rFonts w:ascii="Aptos Display" w:eastAsia="Aptos Display" w:hAnsi="Aptos Display" w:cs="Aptos Display"/>
@@ -5536,7 +5442,7 @@
         <w:pStyle w:val="Heading3"/>
         <w:spacing w:before="220" w:after="110"/>
       </w:pPr>
-      <w:bookmarkStart w:id="8" w:name="_Toc235540761"/>
+      <w:bookmarkStart w:id="8" w:name="_Toc235553016"/>
       <w:r>
         <w:rPr>
           <w:rFonts w:ascii="Aptos Display" w:eastAsia="Aptos Display" w:hAnsi="Aptos Display" w:cs="Aptos Display"/>
@@ -5632,7 +5538,7 @@
         <w:pStyle w:val="Heading3"/>
         <w:spacing w:before="220" w:after="110"/>
       </w:pPr>
-      <w:bookmarkStart w:id="9" w:name="_Toc235540762"/>
+      <w:bookmarkStart w:id="9" w:name="_Toc235553017"/>
       <w:r>
         <w:rPr>
           <w:rFonts w:ascii="Aptos Display" w:eastAsia="Aptos Display" w:hAnsi="Aptos Display" w:cs="Aptos Display"/>
@@ -5823,12 +5729,6 @@
         <w:gridCol w:w="9350"/>
       </w:tblGrid>
       <w:tr>
-        <w:tblPrEx>
-          <w:tblCellMar>
-            <w:top w:w="0" w:type="dxa"/>
-            <w:bottom w:w="0" w:type="dxa"/>
-          </w:tblCellMar>
-        </w:tblPrEx>
         <w:tc>
           <w:tcPr>
             <w:tcW w:w="9350" w:type="dxa"/>
@@ -6223,7 +6123,7 @@
       <w:pPr>
         <w:pStyle w:val="Heading2"/>
       </w:pPr>
-      <w:bookmarkStart w:id="10" w:name="_Toc235540763"/>
+      <w:bookmarkStart w:id="10" w:name="_Toc235553018"/>
       <w:r>
         <w:t>1.1.5 Processor Instruction Set Architectures (ISA)</w:t>
       </w:r>
@@ -6345,12 +6245,6 @@
         <w:gridCol w:w="25"/>
       </w:tblGrid>
       <w:tr>
-        <w:tblPrEx>
-          <w:tblCellMar>
-            <w:top w:w="0" w:type="dxa"/>
-            <w:bottom w:w="0" w:type="dxa"/>
-          </w:tblCellMar>
-        </w:tblPrEx>
         <w:trPr>
           <w:gridBefore w:val="1"/>
           <w:wBefore w:w="26" w:type="dxa"/>
@@ -6472,6 +6366,16 @@
               </w:rPr>
               <w:t xml:space="preserve"> your compiled software must speak to run on that specific chip. If you try to run a program compiled for an Xtensa-based ESP32 directly on a RISC-V-based ESP32-C3 without recompiling it, the chip won't understand a single instruction.</w:t>
             </w:r>
+          </w:p>
+          <w:p>
+            <w:pPr>
+              <w:spacing w:line="270" w:lineRule="auto"/>
+            </w:pPr>
+          </w:p>
+          <w:p>
+            <w:pPr>
+              <w:spacing w:line="270" w:lineRule="auto"/>
+            </w:pPr>
           </w:p>
           <w:p>
             <w:pPr>
@@ -6490,10 +6394,6 @@
             <w:insideH w:val="single" w:sz="4" w:space="0" w:color="BFBFBF"/>
             <w:insideV w:val="single" w:sz="4" w:space="0" w:color="BFBFBF"/>
           </w:tblBorders>
-          <w:tblCellMar>
-            <w:top w:w="0" w:type="dxa"/>
-            <w:bottom w:w="0" w:type="dxa"/>
-          </w:tblCellMar>
         </w:tblPrEx>
         <w:trPr>
           <w:gridAfter w:val="1"/>
@@ -6522,6 +6422,7 @@
                 <w:sz w:val="20"/>
                 <w:szCs w:val="20"/>
               </w:rPr>
+              <w:lastRenderedPageBreak/>
               <w:t>Aspect</w:t>
             </w:r>
           </w:p>
@@ -6587,10 +6488,6 @@
             <w:insideH w:val="single" w:sz="4" w:space="0" w:color="BFBFBF"/>
             <w:insideV w:val="single" w:sz="4" w:space="0" w:color="BFBFBF"/>
           </w:tblBorders>
-          <w:tblCellMar>
-            <w:top w:w="0" w:type="dxa"/>
-            <w:bottom w:w="0" w:type="dxa"/>
-          </w:tblCellMar>
         </w:tblPrEx>
         <w:trPr>
           <w:gridAfter w:val="1"/>
@@ -6677,10 +6574,6 @@
             <w:insideH w:val="single" w:sz="4" w:space="0" w:color="BFBFBF"/>
             <w:insideV w:val="single" w:sz="4" w:space="0" w:color="BFBFBF"/>
           </w:tblBorders>
-          <w:tblCellMar>
-            <w:top w:w="0" w:type="dxa"/>
-            <w:bottom w:w="0" w:type="dxa"/>
-          </w:tblCellMar>
         </w:tblPrEx>
         <w:trPr>
           <w:gridAfter w:val="1"/>
@@ -6706,7 +6599,6 @@
                 <w:sz w:val="20"/>
                 <w:szCs w:val="20"/>
               </w:rPr>
-              <w:lastRenderedPageBreak/>
               <w:t>Licensing</w:t>
             </w:r>
           </w:p>
@@ -6768,10 +6660,6 @@
             <w:insideH w:val="single" w:sz="4" w:space="0" w:color="BFBFBF"/>
             <w:insideV w:val="single" w:sz="4" w:space="0" w:color="BFBFBF"/>
           </w:tblBorders>
-          <w:tblCellMar>
-            <w:top w:w="0" w:type="dxa"/>
-            <w:bottom w:w="0" w:type="dxa"/>
-          </w:tblCellMar>
         </w:tblPrEx>
         <w:trPr>
           <w:gridAfter w:val="1"/>
@@ -6858,10 +6746,6 @@
             <w:insideH w:val="single" w:sz="4" w:space="0" w:color="BFBFBF"/>
             <w:insideV w:val="single" w:sz="4" w:space="0" w:color="BFBFBF"/>
           </w:tblBorders>
-          <w:tblCellMar>
-            <w:top w:w="0" w:type="dxa"/>
-            <w:bottom w:w="0" w:type="dxa"/>
-          </w:tblCellMar>
         </w:tblPrEx>
         <w:trPr>
           <w:gridAfter w:val="1"/>
@@ -6943,7 +6827,7 @@
       <w:pPr>
         <w:pStyle w:val="Heading2"/>
       </w:pPr>
-      <w:bookmarkStart w:id="11" w:name="_Toc235540764"/>
+      <w:bookmarkStart w:id="11" w:name="_Toc235553019"/>
       <w:r>
         <w:t>Why the Semiconductor Industry is Shifting to RISC-V</w:t>
       </w:r>
@@ -7052,7 +6936,7 @@
       <w:pPr>
         <w:pStyle w:val="Heading2"/>
       </w:pPr>
-      <w:bookmarkStart w:id="12" w:name="_Toc235540765"/>
+      <w:bookmarkStart w:id="12" w:name="_Toc235553020"/>
       <w:r>
         <w:t>1.1.6 Native USB Hardware Capabilities</w:t>
       </w:r>
@@ -7184,6 +7068,7 @@
           <w:b/>
           <w:bCs/>
         </w:rPr>
+        <w:lastRenderedPageBreak/>
         <w:t>Limitation:</w:t>
       </w:r>
       <w:r>
@@ -7222,7 +7107,6 @@
           <w:b/>
           <w:bCs/>
         </w:rPr>
-        <w:lastRenderedPageBreak/>
         <w:t>What it is:</w:t>
       </w:r>
       <w:r>
@@ -7354,12 +7238,6 @@
         <w:gridCol w:w="3463"/>
       </w:tblGrid>
       <w:tr>
-        <w:tblPrEx>
-          <w:tblCellMar>
-            <w:top w:w="0" w:type="dxa"/>
-            <w:bottom w:w="0" w:type="dxa"/>
-          </w:tblCellMar>
-        </w:tblPrEx>
         <w:trPr>
           <w:tblHeader/>
         </w:trPr>
@@ -7469,12 +7347,6 @@
         </w:tc>
       </w:tr>
       <w:tr>
-        <w:tblPrEx>
-          <w:tblCellMar>
-            <w:top w:w="0" w:type="dxa"/>
-            <w:bottom w:w="0" w:type="dxa"/>
-          </w:tblCellMar>
-        </w:tblPrEx>
         <w:tc>
           <w:tcPr>
             <w:tcW w:w="2396" w:type="dxa"/>
@@ -7567,12 +7439,6 @@
         </w:tc>
       </w:tr>
       <w:tr>
-        <w:tblPrEx>
-          <w:tblCellMar>
-            <w:top w:w="0" w:type="dxa"/>
-            <w:bottom w:w="0" w:type="dxa"/>
-          </w:tblCellMar>
-        </w:tblPrEx>
         <w:tc>
           <w:tcPr>
             <w:tcW w:w="2396" w:type="dxa"/>
@@ -7665,12 +7531,6 @@
         </w:tc>
       </w:tr>
       <w:tr>
-        <w:tblPrEx>
-          <w:tblCellMar>
-            <w:top w:w="0" w:type="dxa"/>
-            <w:bottom w:w="0" w:type="dxa"/>
-          </w:tblCellMar>
-        </w:tblPrEx>
         <w:tc>
           <w:tcPr>
             <w:tcW w:w="2396" w:type="dxa"/>
@@ -7763,12 +7623,6 @@
         </w:tc>
       </w:tr>
       <w:tr>
-        <w:tblPrEx>
-          <w:tblCellMar>
-            <w:top w:w="0" w:type="dxa"/>
-            <w:bottom w:w="0" w:type="dxa"/>
-          </w:tblCellMar>
-        </w:tblPrEx>
         <w:tc>
           <w:tcPr>
             <w:tcW w:w="2396" w:type="dxa"/>
@@ -7861,12 +7715,6 @@
         </w:tc>
       </w:tr>
       <w:tr>
-        <w:tblPrEx>
-          <w:tblCellMar>
-            <w:top w:w="0" w:type="dxa"/>
-            <w:bottom w:w="0" w:type="dxa"/>
-          </w:tblCellMar>
-        </w:tblPrEx>
         <w:tc>
           <w:tcPr>
             <w:tcW w:w="2396" w:type="dxa"/>
@@ -8038,12 +7886,6 @@
         <w:gridCol w:w="9350"/>
       </w:tblGrid>
       <w:tr>
-        <w:tblPrEx>
-          <w:tblCellMar>
-            <w:top w:w="0" w:type="dxa"/>
-            <w:bottom w:w="0" w:type="dxa"/>
-          </w:tblCellMar>
-        </w:tblPrEx>
         <w:tc>
           <w:tcPr>
             <w:tcW w:w="9350" w:type="dxa"/>
@@ -8068,6 +7910,7 @@
                 <w:sz w:val="20"/>
                 <w:szCs w:val="20"/>
               </w:rPr>
+              <w:lastRenderedPageBreak/>
               <w:t>Why this matters</w:t>
             </w:r>
           </w:p>
@@ -8091,9 +7934,8 @@
       <w:pPr>
         <w:pStyle w:val="Heading2"/>
       </w:pPr>
-      <w:bookmarkStart w:id="13" w:name="_Toc235540766"/>
-      <w:r>
-        <w:lastRenderedPageBreak/>
+      <w:bookmarkStart w:id="13" w:name="_Toc235553021"/>
+      <w:r>
         <w:t xml:space="preserve">1.1.7 Key Terms </w:t>
       </w:r>
       <w:proofErr w:type="gramStart"/>
@@ -8133,12 +7975,6 @@
         <w:gridCol w:w="6750"/>
       </w:tblGrid>
       <w:tr>
-        <w:tblPrEx>
-          <w:tblCellMar>
-            <w:top w:w="0" w:type="dxa"/>
-            <w:bottom w:w="0" w:type="dxa"/>
-          </w:tblCellMar>
-        </w:tblPrEx>
         <w:trPr>
           <w:tblHeader/>
         </w:trPr>
@@ -8194,12 +8030,6 @@
         </w:tc>
       </w:tr>
       <w:tr>
-        <w:tblPrEx>
-          <w:tblCellMar>
-            <w:top w:w="0" w:type="dxa"/>
-            <w:bottom w:w="0" w:type="dxa"/>
-          </w:tblCellMar>
-        </w:tblPrEx>
         <w:tc>
           <w:tcPr>
             <w:tcW w:w="2600" w:type="dxa"/>
@@ -8248,12 +8078,6 @@
         </w:tc>
       </w:tr>
       <w:tr>
-        <w:tblPrEx>
-          <w:tblCellMar>
-            <w:top w:w="0" w:type="dxa"/>
-            <w:bottom w:w="0" w:type="dxa"/>
-          </w:tblCellMar>
-        </w:tblPrEx>
         <w:tc>
           <w:tcPr>
             <w:tcW w:w="2600" w:type="dxa"/>
@@ -8302,12 +8126,6 @@
         </w:tc>
       </w:tr>
       <w:tr>
-        <w:tblPrEx>
-          <w:tblCellMar>
-            <w:top w:w="0" w:type="dxa"/>
-            <w:bottom w:w="0" w:type="dxa"/>
-          </w:tblCellMar>
-        </w:tblPrEx>
         <w:tc>
           <w:tcPr>
             <w:tcW w:w="2600" w:type="dxa"/>
@@ -8356,12 +8174,6 @@
         </w:tc>
       </w:tr>
       <w:tr>
-        <w:tblPrEx>
-          <w:tblCellMar>
-            <w:top w:w="0" w:type="dxa"/>
-            <w:bottom w:w="0" w:type="dxa"/>
-          </w:tblCellMar>
-        </w:tblPrEx>
         <w:tc>
           <w:tcPr>
             <w:tcW w:w="2600" w:type="dxa"/>
@@ -8428,12 +8240,6 @@
         </w:tc>
       </w:tr>
       <w:tr>
-        <w:tblPrEx>
-          <w:tblCellMar>
-            <w:top w:w="0" w:type="dxa"/>
-            <w:bottom w:w="0" w:type="dxa"/>
-          </w:tblCellMar>
-        </w:tblPrEx>
         <w:tc>
           <w:tcPr>
             <w:tcW w:w="2600" w:type="dxa"/>
@@ -8482,12 +8288,6 @@
         </w:tc>
       </w:tr>
       <w:tr>
-        <w:tblPrEx>
-          <w:tblCellMar>
-            <w:top w:w="0" w:type="dxa"/>
-            <w:bottom w:w="0" w:type="dxa"/>
-          </w:tblCellMar>
-        </w:tblPrEx>
         <w:tc>
           <w:tcPr>
             <w:tcW w:w="2600" w:type="dxa"/>
@@ -8536,12 +8336,6 @@
         </w:tc>
       </w:tr>
       <w:tr>
-        <w:tblPrEx>
-          <w:tblCellMar>
-            <w:top w:w="0" w:type="dxa"/>
-            <w:bottom w:w="0" w:type="dxa"/>
-          </w:tblCellMar>
-        </w:tblPrEx>
         <w:tc>
           <w:tcPr>
             <w:tcW w:w="2600" w:type="dxa"/>
@@ -8590,12 +8384,6 @@
         </w:tc>
       </w:tr>
       <w:tr>
-        <w:tblPrEx>
-          <w:tblCellMar>
-            <w:top w:w="0" w:type="dxa"/>
-            <w:bottom w:w="0" w:type="dxa"/>
-          </w:tblCellMar>
-        </w:tblPrEx>
         <w:tc>
           <w:tcPr>
             <w:tcW w:w="2600" w:type="dxa"/>
@@ -8644,12 +8432,6 @@
         </w:tc>
       </w:tr>
       <w:tr>
-        <w:tblPrEx>
-          <w:tblCellMar>
-            <w:top w:w="0" w:type="dxa"/>
-            <w:bottom w:w="0" w:type="dxa"/>
-          </w:tblCellMar>
-        </w:tblPrEx>
         <w:tc>
           <w:tcPr>
             <w:tcW w:w="2600" w:type="dxa"/>
@@ -8698,12 +8480,6 @@
         </w:tc>
       </w:tr>
       <w:tr>
-        <w:tblPrEx>
-          <w:tblCellMar>
-            <w:top w:w="0" w:type="dxa"/>
-            <w:bottom w:w="0" w:type="dxa"/>
-          </w:tblCellMar>
-        </w:tblPrEx>
         <w:tc>
           <w:tcPr>
             <w:tcW w:w="2600" w:type="dxa"/>
@@ -8770,12 +8546,6 @@
         </w:tc>
       </w:tr>
       <w:tr>
-        <w:tblPrEx>
-          <w:tblCellMar>
-            <w:top w:w="0" w:type="dxa"/>
-            <w:bottom w:w="0" w:type="dxa"/>
-          </w:tblCellMar>
-        </w:tblPrEx>
         <w:tc>
           <w:tcPr>
             <w:tcW w:w="2600" w:type="dxa"/>
@@ -8846,7 +8616,7 @@
       <w:pPr>
         <w:pStyle w:val="Heading2"/>
       </w:pPr>
-      <w:bookmarkStart w:id="14" w:name="_Toc235540767"/>
+      <w:bookmarkStart w:id="14" w:name="_Toc235553022"/>
       <w:r>
         <w:t>1.1.8 Section Recap</w:t>
       </w:r>
@@ -8927,6 +8697,7 @@
         <w:spacing w:after="90" w:line="276" w:lineRule="auto"/>
       </w:pPr>
       <w:r>
+        <w:lastRenderedPageBreak/>
         <w:t>The ISA (Xtensa vs. RISC-V) determines the low-level 'language' compiled firmware must speak to run on a given chip.</w:t>
       </w:r>
     </w:p>
@@ -8950,20 +8721,14 @@
         <w:ind w:left="720"/>
       </w:pPr>
     </w:p>
-    <w:p>
-      <w:r>
-        <w:lastRenderedPageBreak/>
-        <w:br w:type="page"/>
-      </w:r>
-    </w:p>
+    <w:p/>
     <w:p>
       <w:pPr>
         <w:pStyle w:val="Heading1"/>
       </w:pPr>
-      <w:bookmarkStart w:id="15" w:name="_Toc235540768"/>
+      <w:bookmarkStart w:id="15" w:name="_Toc235553023"/>
       <w:proofErr w:type="gramStart"/>
       <w:r>
-        <w:lastRenderedPageBreak/>
         <w:t>1</w:t>
       </w:r>
       <w:r>
@@ -8993,7 +8758,7 @@
         <w:pStyle w:val="Heading2"/>
       </w:pPr>
       <w:bookmarkStart w:id="16" w:name="_Toc235531800"/>
-      <w:bookmarkStart w:id="17" w:name="_Toc235540769"/>
+      <w:bookmarkStart w:id="17" w:name="_Toc235553024"/>
       <w:r>
         <w:t>1.</w:t>
       </w:r>
@@ -9118,6 +8883,7 @@
         <w:ind w:left="720"/>
       </w:pPr>
       <w:r>
+        <w:lastRenderedPageBreak/>
         <w:t xml:space="preserve">Why choose an ESP32 at all, instead of a traditional 8-bit microcontroller such as the Microchip ATmega328P (the chip at the heart of the classic Arduino Uno) or a 32-bit ARM Cortex-M chip such as </w:t>
       </w:r>
       <w:proofErr w:type="gramStart"/>
@@ -9157,11 +8923,7 @@
         <w:t xml:space="preserve">Integrated wireless radios. </w:t>
       </w:r>
       <w:r>
-        <w:t xml:space="preserve">Every mainstream ESP32 variant except the P4 includes Wi-Fi and Bluetooth Low Energy directly on the die. An ATmega328P or STM32 project that needs wireless connectivity must add a separate radio module </w:t>
-      </w:r>
-      <w:r>
-        <w:lastRenderedPageBreak/>
-        <w:t>(such as an ESP8266, an nRF24L01, or a Wi-Fi shield), wire it up, and write a driver for it — the ESP32 simply skips that entire step.</w:t>
+        <w:t>Every mainstream ESP32 variant except the P4 includes Wi-Fi and Bluetooth Low Energy directly on the die. An ATmega328P or STM32 project that needs wireless connectivity must add a separate radio module (such as an ESP8266, an nRF24L01, or a Wi-Fi shield), wire it up, and write a driver for it — the ESP32 simply skips that entire step.</w:t>
       </w:r>
     </w:p>
     <w:p>
@@ -9340,19 +9102,22 @@
         <w:ind w:left="720"/>
       </w:pPr>
       <w:bookmarkStart w:id="18" w:name="_Toc235531801"/>
-      <w:bookmarkStart w:id="19" w:name="_Toc235540770"/>
-      <w:r>
+      <w:bookmarkStart w:id="19" w:name="_Toc235553025"/>
+      <w:r>
+        <w:rPr>
+          <w:noProof/>
+        </w:rPr>
         <w:drawing>
-          <wp:anchor distT="0" distB="0" distL="114300" distR="114300" simplePos="0" relativeHeight="251661312" behindDoc="0" locked="0" layoutInCell="1" allowOverlap="1" wp14:anchorId="698CD009" wp14:editId="42F674D6">
+          <wp:anchor distT="0" distB="0" distL="114300" distR="114300" simplePos="0" relativeHeight="251661312" behindDoc="0" locked="0" layoutInCell="1" allowOverlap="1" wp14:anchorId="698CD009" wp14:editId="0D569F65">
             <wp:simplePos x="0" y="0"/>
             <wp:positionH relativeFrom="margin">
-              <wp:posOffset>288502</wp:posOffset>
+              <wp:posOffset>914400</wp:posOffset>
             </wp:positionH>
             <wp:positionV relativeFrom="paragraph">
-              <wp:posOffset>460587</wp:posOffset>
+              <wp:posOffset>427990</wp:posOffset>
             </wp:positionV>
-            <wp:extent cx="5494655" cy="2648585"/>
-            <wp:effectExtent l="0" t="0" r="0" b="0"/>
+            <wp:extent cx="3947160" cy="1902460"/>
+            <wp:effectExtent l="0" t="0" r="0" b="2540"/>
             <wp:wrapTopAndBottom/>
             <wp:docPr id="137808328" name="Picture 1"/>
             <wp:cNvGraphicFramePr>
@@ -9380,7 +9145,7 @@
                   <pic:spPr>
                     <a:xfrm>
                       <a:off x="0" y="0"/>
-                      <a:ext cx="5494655" cy="2648585"/>
+                      <a:ext cx="3947160" cy="1902460"/>
                     </a:xfrm>
                     <a:prstGeom prst="rect">
                       <a:avLst/>
@@ -9409,12 +9174,6 @@
     </w:p>
     <w:p>
       <w:pPr>
-        <w:pStyle w:val="Heading2"/>
-        <w:ind w:left="720"/>
-      </w:pPr>
-    </w:p>
-    <w:p>
-      <w:pPr>
         <w:pStyle w:val="ListParagraph"/>
         <w:spacing w:after="90"/>
         <w:ind w:left="360"/>
@@ -9426,7 +9185,10 @@
         <w:t>1.</w:t>
       </w:r>
       <w:r>
-        <w:t>1.2.</w:t>
+        <w:t>2</w:t>
+      </w:r>
+      <w:r>
+        <w:t>.2.</w:t>
       </w:r>
     </w:p>
     <w:p>
@@ -9442,14 +9204,11 @@
           <w:b/>
           <w:bCs/>
         </w:rPr>
+        <w:lastRenderedPageBreak/>
         <w:t xml:space="preserve">ESP32 (Classic / WROOM / WROVER). </w:t>
       </w:r>
       <w:r>
-        <w:t>The original member of the family: a dual-core Xtensa LX6 processor with both Bluetooth Classic and BLE. “WROOM” and “WROVER” are the names of the pre-built modules built around this die — WROVER adds external PSRAM for memory-</w:t>
-      </w:r>
-      <w:r>
-        <w:lastRenderedPageBreak/>
-        <w:t>hungry applications. It remains the general-purpose workhorse of the family and the chip most existing tutorials are written for.</w:t>
+        <w:t>The original member of the family: a dual-core Xtensa LX6 processor with both Bluetooth Classic and BLE. “WROOM” and “WROVER” are the names of the pre-built modules built around this die — WROVER adds external PSRAM for memory-hungry applications. It remains the general-purpose workhorse of the family and the chip most existing tutorials are written for.</w:t>
       </w:r>
     </w:p>
     <w:p>
@@ -9558,7 +9317,7 @@
         <w:pStyle w:val="Heading2"/>
       </w:pPr>
       <w:bookmarkStart w:id="20" w:name="_Toc235531802"/>
-      <w:bookmarkStart w:id="21" w:name="_Toc235540771"/>
+      <w:bookmarkStart w:id="21" w:name="_Toc235553026"/>
       <w:proofErr w:type="gramStart"/>
       <w:r>
         <w:t>1.</w:t>
@@ -9620,12 +9379,6 @@
         <w:gridCol w:w="2228"/>
       </w:tblGrid>
       <w:tr>
-        <w:tblPrEx>
-          <w:tblCellMar>
-            <w:top w:w="0" w:type="dxa"/>
-            <w:bottom w:w="0" w:type="dxa"/>
-          </w:tblCellMar>
-        </w:tblPrEx>
         <w:trPr>
           <w:tblHeader/>
         </w:trPr>
@@ -9778,7 +9531,39 @@
                 <w:sz w:val="19"/>
                 <w:szCs w:val="19"/>
               </w:rPr>
-              <w:t>Native USB Support</w:t>
+              <w:t xml:space="preserve">Native USB </w:t>
+            </w:r>
+            <w:proofErr w:type="gramStart"/>
+            <w:r>
+              <w:rPr>
+                <w:b/>
+                <w:bCs/>
+                <w:color w:val="FFFFFF"/>
+                <w:sz w:val="19"/>
+                <w:szCs w:val="19"/>
+              </w:rPr>
+              <w:t>Support</w:t>
+            </w:r>
+            <w:r>
+              <w:rPr>
+                <w:b/>
+                <w:bCs/>
+                <w:color w:val="FFFFFF"/>
+                <w:sz w:val="19"/>
+                <w:szCs w:val="19"/>
+              </w:rPr>
+              <w:t>(</w:t>
+            </w:r>
+            <w:proofErr w:type="gramEnd"/>
+            <w:r>
+              <w:rPr>
+                <w:b/>
+                <w:bCs/>
+                <w:color w:val="FFFFFF"/>
+                <w:sz w:val="19"/>
+                <w:szCs w:val="19"/>
+              </w:rPr>
+              <w:t>JTAG/OTG)</w:t>
             </w:r>
           </w:p>
         </w:tc>
@@ -9819,12 +9604,6 @@
         </w:tc>
       </w:tr>
       <w:tr>
-        <w:tblPrEx>
-          <w:tblCellMar>
-            <w:top w:w="0" w:type="dxa"/>
-            <w:bottom w:w="0" w:type="dxa"/>
-          </w:tblCellMar>
-        </w:tblPrEx>
         <w:tc>
           <w:tcPr>
             <w:tcW w:w="1051" w:type="dxa"/>
@@ -9965,7 +9744,7 @@
                 <w:sz w:val="19"/>
                 <w:szCs w:val="19"/>
               </w:rPr>
-              <w:t>No (USB-to-UART bridge only)</w:t>
+              <w:t>JTAG</w:t>
             </w:r>
           </w:p>
         </w:tc>
@@ -10001,12 +9780,6 @@
         </w:tc>
       </w:tr>
       <w:tr>
-        <w:tblPrEx>
-          <w:tblCellMar>
-            <w:top w:w="0" w:type="dxa"/>
-            <w:bottom w:w="0" w:type="dxa"/>
-          </w:tblCellMar>
-        </w:tblPrEx>
         <w:tc>
           <w:tcPr>
             <w:tcW w:w="1051" w:type="dxa"/>
@@ -10201,12 +9974,6 @@
         </w:tc>
       </w:tr>
       <w:tr>
-        <w:tblPrEx>
-          <w:tblCellMar>
-            <w:top w:w="0" w:type="dxa"/>
-            <w:bottom w:w="0" w:type="dxa"/>
-          </w:tblCellMar>
-        </w:tblPrEx>
         <w:tc>
           <w:tcPr>
             <w:tcW w:w="1051" w:type="dxa"/>
@@ -10393,12 +10160,6 @@
         </w:tc>
       </w:tr>
       <w:tr>
-        <w:tblPrEx>
-          <w:tblCellMar>
-            <w:top w:w="0" w:type="dxa"/>
-            <w:bottom w:w="0" w:type="dxa"/>
-          </w:tblCellMar>
-        </w:tblPrEx>
         <w:tc>
           <w:tcPr>
             <w:tcW w:w="1051" w:type="dxa"/>
@@ -10529,7 +10290,7 @@
                 <w:sz w:val="19"/>
                 <w:szCs w:val="19"/>
               </w:rPr>
-              <w:t>No (USB-to-UART bridge only)</w:t>
+              <w:t>JTAG</w:t>
             </w:r>
           </w:p>
         </w:tc>
@@ -10565,12 +10326,6 @@
         </w:tc>
       </w:tr>
       <w:tr>
-        <w:tblPrEx>
-          <w:tblCellMar>
-            <w:top w:w="0" w:type="dxa"/>
-            <w:bottom w:w="0" w:type="dxa"/>
-          </w:tblCellMar>
-        </w:tblPrEx>
         <w:tc>
           <w:tcPr>
             <w:tcW w:w="1051" w:type="dxa"/>
@@ -10593,6 +10348,7 @@
                 <w:sz w:val="19"/>
                 <w:szCs w:val="19"/>
               </w:rPr>
+              <w:lastRenderedPageBreak/>
               <w:t>ESP32-P4</w:t>
             </w:r>
           </w:p>
@@ -10776,7 +10532,7 @@
         <w:pStyle w:val="Heading2"/>
       </w:pPr>
       <w:bookmarkStart w:id="22" w:name="_Toc235531803"/>
-      <w:bookmarkStart w:id="23" w:name="_Toc235540772"/>
+      <w:bookmarkStart w:id="23" w:name="_Toc235553027"/>
       <w:r>
         <w:t>1.</w:t>
       </w:r>
@@ -11062,7 +10818,11 @@
       <w:proofErr w:type="spellEnd"/>
       <w:proofErr w:type="gramEnd"/>
       <w:r>
-        <w:t xml:space="preserve"> draws tens to hundreds of milliamps. Battery-powered designs with extreme runtime requirements often still favor an ultra-low-power 8-bit or Cortex-M0 </w:t>
+        <w:t xml:space="preserve"> draws tens to hundreds of milliamps. Battery-powered designs </w:t>
+      </w:r>
+      <w:r>
+        <w:lastRenderedPageBreak/>
+        <w:t xml:space="preserve">with extreme runtime requirements often still favor an ultra-low-power 8-bit or Cortex-M0 </w:t>
       </w:r>
       <w:proofErr w:type="gramStart"/>
       <w:r>
@@ -11128,7 +10888,6 @@
           <w:b/>
           <w:bCs/>
         </w:rPr>
-        <w:lastRenderedPageBreak/>
         <w:t xml:space="preserve">Real-time determinism is weaker. </w:t>
       </w:r>
       <w:r>
@@ -11336,39 +11095,10 @@
     </w:p>
     <w:p>
       <w:pPr>
-        <w:pStyle w:val="ListParagraph"/>
-        <w:spacing w:after="90"/>
-        <w:ind w:left="1080"/>
-      </w:pPr>
-    </w:p>
-    <w:p>
-      <w:pPr>
-        <w:pStyle w:val="ListParagraph"/>
-        <w:spacing w:after="90"/>
-        <w:ind w:left="1080"/>
-      </w:pPr>
-    </w:p>
-    <w:p>
-      <w:pPr>
-        <w:pStyle w:val="ListParagraph"/>
-        <w:spacing w:after="90"/>
-        <w:ind w:left="1080"/>
-      </w:pPr>
-    </w:p>
-    <w:p>
-      <w:pPr>
-        <w:pStyle w:val="ListParagraph"/>
-        <w:spacing w:after="90"/>
-        <w:ind w:left="1080"/>
-      </w:pPr>
-    </w:p>
-    <w:p>
-      <w:pPr>
         <w:pStyle w:val="Heading1"/>
       </w:pPr>
-      <w:bookmarkStart w:id="24" w:name="_Toc235540773"/>
-      <w:r>
-        <w:lastRenderedPageBreak/>
+      <w:bookmarkStart w:id="24" w:name="_Toc235553028"/>
+      <w:r>
         <w:t>Section 2: Communication Protocols Deep-Dive</w:t>
       </w:r>
       <w:bookmarkEnd w:id="24"/>
@@ -11426,7 +11156,7 @@
         <w:pStyle w:val="Heading2"/>
         <w:spacing w:before="400" w:after="200"/>
       </w:pPr>
-      <w:bookmarkStart w:id="25" w:name="_Toc235540774"/>
+      <w:bookmarkStart w:id="25" w:name="_Toc235553029"/>
       <w:r>
         <w:t>2.1 UART (Universal Asynchronous Receiver-Transmitter)</w:t>
       </w:r>
@@ -11514,6 +11244,16 @@
         <w:t xml:space="preserve"> so the receiving side knows exactly when a new byte begins and ends.</w:t>
       </w:r>
     </w:p>
+    <w:p>
+      <w:pPr>
+        <w:spacing w:after="180"/>
+      </w:pPr>
+    </w:p>
+    <w:p>
+      <w:pPr>
+        <w:spacing w:after="180"/>
+      </w:pPr>
+    </w:p>
     <w:tbl>
       <w:tblPr>
         <w:tblW w:w="5000" w:type="pct"/>
@@ -11535,12 +11275,6 @@
         <w:gridCol w:w="9350"/>
       </w:tblGrid>
       <w:tr>
-        <w:tblPrEx>
-          <w:tblCellMar>
-            <w:top w:w="0" w:type="dxa"/>
-            <w:bottom w:w="0" w:type="dxa"/>
-          </w:tblCellMar>
-        </w:tblPrEx>
         <w:tc>
           <w:tcPr>
             <w:tcW w:w="0" w:type="auto"/>
@@ -11561,6 +11295,7 @@
                 <w:b/>
                 <w:bCs/>
               </w:rPr>
+              <w:lastRenderedPageBreak/>
               <w:t>In plain terms</w:t>
             </w:r>
           </w:p>
@@ -11603,7 +11338,6 @@
           <w:sz w:val="24"/>
           <w:szCs w:val="24"/>
         </w:rPr>
-        <w:lastRenderedPageBreak/>
         <w:t>1. Topology &amp; Wire Count</w:t>
       </w:r>
     </w:p>
@@ -11711,12 +11445,6 @@
         <w:gridCol w:w="4675"/>
       </w:tblGrid>
       <w:tr>
-        <w:tblPrEx>
-          <w:tblCellMar>
-            <w:top w:w="0" w:type="dxa"/>
-            <w:bottom w:w="0" w:type="dxa"/>
-          </w:tblCellMar>
-        </w:tblPrEx>
         <w:tc>
           <w:tcPr>
             <w:tcW w:w="2500" w:type="pct"/>
@@ -11763,12 +11491,6 @@
         </w:tc>
       </w:tr>
       <w:tr>
-        <w:tblPrEx>
-          <w:tblCellMar>
-            <w:top w:w="0" w:type="dxa"/>
-            <w:bottom w:w="0" w:type="dxa"/>
-          </w:tblCellMar>
-        </w:tblPrEx>
         <w:tc>
           <w:tcPr>
             <w:tcW w:w="2500" w:type="pct"/>
@@ -11899,15 +11621,16 @@
               <w:t>Practical range is short without a signal-level converter</w:t>
             </w:r>
           </w:p>
+          <w:p>
+            <w:pPr>
+              <w:pStyle w:val="ListParagraph"/>
+              <w:spacing w:after="60"/>
+              <w:ind w:left="360"/>
+            </w:pPr>
+          </w:p>
         </w:tc>
       </w:tr>
       <w:tr>
-        <w:tblPrEx>
-          <w:tblCellMar>
-            <w:top w:w="0" w:type="dxa"/>
-            <w:bottom w:w="0" w:type="dxa"/>
-          </w:tblCellMar>
-        </w:tblPrEx>
         <w:tc>
           <w:tcPr>
             <w:tcW w:w="0" w:type="auto"/>
@@ -11929,6 +11652,7 @@
                 <w:b/>
                 <w:bCs/>
               </w:rPr>
+              <w:lastRenderedPageBreak/>
               <w:t>Primary Industrial / Embedded Application Examples</w:t>
             </w:r>
           </w:p>
@@ -11987,9 +11711,8 @@
         <w:pStyle w:val="Heading2"/>
         <w:spacing w:before="400" w:after="200"/>
       </w:pPr>
-      <w:bookmarkStart w:id="26" w:name="_Toc235540775"/>
-      <w:r>
-        <w:lastRenderedPageBreak/>
+      <w:bookmarkStart w:id="26" w:name="_Toc235553030"/>
+      <w:r>
         <w:t>2.2 I²C (Inter-Integrated Circuit)</w:t>
       </w:r>
       <w:bookmarkEnd w:id="26"/>
@@ -12089,12 +11812,6 @@
         <w:gridCol w:w="9350"/>
       </w:tblGrid>
       <w:tr>
-        <w:tblPrEx>
-          <w:tblCellMar>
-            <w:top w:w="0" w:type="dxa"/>
-            <w:bottom w:w="0" w:type="dxa"/>
-          </w:tblCellMar>
-        </w:tblPrEx>
         <w:tc>
           <w:tcPr>
             <w:tcW w:w="0" w:type="auto"/>
@@ -12149,7 +11866,11 @@
         <w:spacing w:after="180"/>
       </w:pPr>
       <w:r>
-        <w:t>I²C uses a controller/target relationship (traditionally called master/slave): one controller device — usually the microcontroller — initiates every transaction, though the specification also supports multiple controllers sharing the same bus. The wiring is just 2 signal wires: SDA (Serial Data), which carries the actual bits in both directions, and SCL (Serial Clock), which the controller drives to pace every bit transfer, plus a shared ground. Both lines are open-drain and rely on pull-up resistors to rest at a logic-high level when idle.</w:t>
+        <w:t xml:space="preserve">I²C uses a controller/target relationship (traditionally called master/slave): one controller device — usually the microcontroller — initiates every transaction, though the specification also supports multiple controllers sharing the same bus. The wiring is just 2 signal wires: SDA (Serial Data), which carries the actual bits in both directions, and SCL (Serial Clock), which the controller drives to pace </w:t>
+      </w:r>
+      <w:r>
+        <w:lastRenderedPageBreak/>
+        <w:t>every bit transfer, plus a shared ground. Both lines are open-drain and rely on pull-up resistors to rest at a logic-high level when idle.</w:t>
       </w:r>
     </w:p>
     <w:p>
@@ -12179,11 +11900,7 @@
       </w:r>
       <w:proofErr w:type="gramEnd"/>
       <w:r>
-        <w:t xml:space="preserve"> speed in practice), Fast Mode Plus (1 Mbps), and High-Speed Mode (3.4 Mbps). Because the bus relies on pull-up resistors charging shared wiring that behaves like a small </w:t>
-      </w:r>
-      <w:r>
-        <w:lastRenderedPageBreak/>
-        <w:t xml:space="preserve">capacitor, distance is limited — well under a </w:t>
+        <w:t xml:space="preserve"> speed in practice), Fast Mode Plus (1 Mbps), and High-Speed Mode (3.4 Mbps). Because the bus relies on pull-up resistors charging shared wiring that behaves like a small capacitor, distance is limited — well under a </w:t>
       </w:r>
       <w:proofErr w:type="spellStart"/>
       <w:r>
@@ -12260,12 +11977,6 @@
         <w:gridCol w:w="4675"/>
       </w:tblGrid>
       <w:tr>
-        <w:tblPrEx>
-          <w:tblCellMar>
-            <w:top w:w="0" w:type="dxa"/>
-            <w:bottom w:w="0" w:type="dxa"/>
-          </w:tblCellMar>
-        </w:tblPrEx>
         <w:tc>
           <w:tcPr>
             <w:tcW w:w="2500" w:type="pct"/>
@@ -12312,12 +12023,6 @@
         </w:tc>
       </w:tr>
       <w:tr>
-        <w:tblPrEx>
-          <w:tblCellMar>
-            <w:top w:w="0" w:type="dxa"/>
-            <w:bottom w:w="0" w:type="dxa"/>
-          </w:tblCellMar>
-        </w:tblPrEx>
         <w:tc>
           <w:tcPr>
             <w:tcW w:w="2500" w:type="pct"/>
@@ -12454,12 +12159,6 @@
         </w:tc>
       </w:tr>
       <w:tr>
-        <w:tblPrEx>
-          <w:tblCellMar>
-            <w:top w:w="0" w:type="dxa"/>
-            <w:bottom w:w="0" w:type="dxa"/>
-          </w:tblCellMar>
-        </w:tblPrEx>
         <w:tc>
           <w:tcPr>
             <w:tcW w:w="0" w:type="auto"/>
@@ -12531,7 +12230,7 @@
         <w:pStyle w:val="Heading2"/>
         <w:spacing w:before="400" w:after="200"/>
       </w:pPr>
-      <w:bookmarkStart w:id="27" w:name="_Toc235540776"/>
+      <w:bookmarkStart w:id="27" w:name="_Toc235553031"/>
       <w:r>
         <w:rPr>
           <w:noProof/>
@@ -12641,12 +12340,6 @@
         <w:gridCol w:w="9350"/>
       </w:tblGrid>
       <w:tr>
-        <w:tblPrEx>
-          <w:tblCellMar>
-            <w:top w:w="0" w:type="dxa"/>
-            <w:bottom w:w="0" w:type="dxa"/>
-          </w:tblCellMar>
-        </w:tblPrEx>
         <w:tc>
           <w:tcPr>
             <w:tcW w:w="0" w:type="auto"/>
@@ -12820,12 +12513,6 @@
         <w:gridCol w:w="4675"/>
       </w:tblGrid>
       <w:tr>
-        <w:tblPrEx>
-          <w:tblCellMar>
-            <w:top w:w="0" w:type="dxa"/>
-            <w:bottom w:w="0" w:type="dxa"/>
-          </w:tblCellMar>
-        </w:tblPrEx>
         <w:tc>
           <w:tcPr>
             <w:tcW w:w="2500" w:type="pct"/>
@@ -12872,12 +12559,6 @@
         </w:tc>
       </w:tr>
       <w:tr>
-        <w:tblPrEx>
-          <w:tblCellMar>
-            <w:top w:w="0" w:type="dxa"/>
-            <w:bottom w:w="0" w:type="dxa"/>
-          </w:tblCellMar>
-        </w:tblPrEx>
         <w:tc>
           <w:tcPr>
             <w:tcW w:w="2500" w:type="pct"/>
@@ -13006,12 +12687,6 @@
         </w:tc>
       </w:tr>
       <w:tr>
-        <w:tblPrEx>
-          <w:tblCellMar>
-            <w:top w:w="0" w:type="dxa"/>
-            <w:bottom w:w="0" w:type="dxa"/>
-          </w:tblCellMar>
-        </w:tblPrEx>
         <w:tc>
           <w:tcPr>
             <w:tcW w:w="0" w:type="auto"/>
@@ -13080,40 +12755,10 @@
     </w:tbl>
     <w:p>
       <w:pPr>
-        <w:spacing w:after="180"/>
-      </w:pPr>
-    </w:p>
-    <w:p>
-      <w:pPr>
-        <w:spacing w:after="180"/>
-      </w:pPr>
-    </w:p>
-    <w:p>
-      <w:pPr>
-        <w:spacing w:after="180"/>
-      </w:pPr>
-    </w:p>
-    <w:p>
-      <w:pPr>
-        <w:spacing w:after="180"/>
-      </w:pPr>
-    </w:p>
-    <w:p>
-      <w:pPr>
-        <w:spacing w:after="180"/>
-      </w:pPr>
-    </w:p>
-    <w:p>
-      <w:pPr>
-        <w:spacing w:after="180"/>
-      </w:pPr>
-    </w:p>
-    <w:p>
-      <w:pPr>
         <w:pStyle w:val="Heading2"/>
         <w:spacing w:before="400" w:after="200"/>
       </w:pPr>
-      <w:bookmarkStart w:id="28" w:name="_Toc235540777"/>
+      <w:bookmarkStart w:id="28" w:name="_Toc235553032"/>
       <w:r>
         <w:lastRenderedPageBreak/>
         <w:t>2.4 RS-485 (Industrial Differential Serial Communication)</w:t>
@@ -13210,12 +12855,6 @@
         <w:gridCol w:w="9350"/>
       </w:tblGrid>
       <w:tr>
-        <w:tblPrEx>
-          <w:tblCellMar>
-            <w:top w:w="0" w:type="dxa"/>
-            <w:bottom w:w="0" w:type="dxa"/>
-          </w:tblCellMar>
-        </w:tblPrEx>
         <w:tc>
           <w:tcPr>
             <w:tcW w:w="0" w:type="auto"/>
@@ -13445,12 +13084,6 @@
         <w:gridCol w:w="4675"/>
       </w:tblGrid>
       <w:tr>
-        <w:tblPrEx>
-          <w:tblCellMar>
-            <w:top w:w="0" w:type="dxa"/>
-            <w:bottom w:w="0" w:type="dxa"/>
-          </w:tblCellMar>
-        </w:tblPrEx>
         <w:tc>
           <w:tcPr>
             <w:tcW w:w="2500" w:type="pct"/>
@@ -13497,12 +13130,6 @@
         </w:tc>
       </w:tr>
       <w:tr>
-        <w:tblPrEx>
-          <w:tblCellMar>
-            <w:top w:w="0" w:type="dxa"/>
-            <w:bottom w:w="0" w:type="dxa"/>
-          </w:tblCellMar>
-        </w:tblPrEx>
         <w:tc>
           <w:tcPr>
             <w:tcW w:w="2500" w:type="pct"/>
@@ -13636,12 +13263,6 @@
         </w:tc>
       </w:tr>
       <w:tr>
-        <w:tblPrEx>
-          <w:tblCellMar>
-            <w:top w:w="0" w:type="dxa"/>
-            <w:bottom w:w="0" w:type="dxa"/>
-          </w:tblCellMar>
-        </w:tblPrEx>
         <w:tc>
           <w:tcPr>
             <w:tcW w:w="0" w:type="auto"/>
@@ -13709,12 +13330,17 @@
       </w:tr>
     </w:tbl>
     <w:p>
+      <w:bookmarkStart w:id="29" w:name="_Toc235553033"/>
+    </w:p>
+    <w:p/>
+    <w:p/>
+    <w:p>
       <w:pPr>
         <w:pStyle w:val="Heading2"/>
         <w:spacing w:before="500" w:after="200"/>
       </w:pPr>
-      <w:bookmarkStart w:id="29" w:name="_Toc235540778"/>
-      <w:r>
+      <w:r>
+        <w:lastRenderedPageBreak/>
         <w:t>2.5 Summary Comparison Table</w:t>
       </w:r>
       <w:bookmarkEnd w:id="29"/>
@@ -13724,7 +13350,6 @@
         <w:spacing w:after="180"/>
       </w:pPr>
       <w:r>
-        <w:lastRenderedPageBreak/>
         <w:t>The table below places all four protocols side by side across the metrics that matter most when choosing a wired link for a new design. As a general rule of thumb: reach for UART for a single simple point-to-point link, I²C when many low-speed onboard peripherals need to share the fewest possible pins, SPI when raw on-board speed matters more than pin count, and RS-485 the moment a signal has to survive real industrial distance and electrical noise.</w:t>
       </w:r>
     </w:p>
@@ -13754,12 +13379,6 @@
         <w:gridCol w:w="1941"/>
       </w:tblGrid>
       <w:tr>
-        <w:tblPrEx>
-          <w:tblCellMar>
-            <w:top w:w="0" w:type="dxa"/>
-            <w:bottom w:w="0" w:type="dxa"/>
-          </w:tblCellMar>
-        </w:tblPrEx>
         <w:trPr>
           <w:tblHeader/>
         </w:trPr>
@@ -13897,12 +13516,6 @@
         </w:tc>
       </w:tr>
       <w:tr>
-        <w:tblPrEx>
-          <w:tblCellMar>
-            <w:top w:w="0" w:type="dxa"/>
-            <w:bottom w:w="0" w:type="dxa"/>
-          </w:tblCellMar>
-        </w:tblPrEx>
         <w:tc>
           <w:tcPr>
             <w:tcW w:w="0" w:type="auto"/>
@@ -14014,12 +13627,6 @@
         </w:tc>
       </w:tr>
       <w:tr>
-        <w:tblPrEx>
-          <w:tblCellMar>
-            <w:top w:w="0" w:type="dxa"/>
-            <w:bottom w:w="0" w:type="dxa"/>
-          </w:tblCellMar>
-        </w:tblPrEx>
         <w:tc>
           <w:tcPr>
             <w:tcW w:w="0" w:type="auto"/>
@@ -14132,12 +13739,6 @@
         </w:tc>
       </w:tr>
       <w:tr>
-        <w:tblPrEx>
-          <w:tblCellMar>
-            <w:top w:w="0" w:type="dxa"/>
-            <w:bottom w:w="0" w:type="dxa"/>
-          </w:tblCellMar>
-        </w:tblPrEx>
         <w:tc>
           <w:tcPr>
             <w:tcW w:w="0" w:type="auto"/>
@@ -14236,12 +13837,6 @@
         </w:tc>
       </w:tr>
       <w:tr>
-        <w:tblPrEx>
-          <w:tblCellMar>
-            <w:top w:w="0" w:type="dxa"/>
-            <w:bottom w:w="0" w:type="dxa"/>
-          </w:tblCellMar>
-        </w:tblPrEx>
         <w:tc>
           <w:tcPr>
             <w:tcW w:w="0" w:type="auto"/>
@@ -14348,11 +13943,6 @@
     </w:tbl>
     <w:p>
       <w:pPr>
-        <w:spacing w:after="300"/>
-      </w:pPr>
-    </w:p>
-    <w:p>
-      <w:pPr>
         <w:pStyle w:val="ListParagraph"/>
         <w:spacing w:after="90"/>
         <w:ind w:left="1080"/>
@@ -14371,17 +13961,11 @@
     </w:p>
     <w:p>
       <w:pPr>
-        <w:pStyle w:val="ListParagraph"/>
-        <w:spacing w:after="90"/>
-        <w:ind w:left="1080"/>
-      </w:pPr>
-    </w:p>
-    <w:p>
-      <w:pPr>
         <w:pStyle w:val="Heading1"/>
       </w:pPr>
-      <w:bookmarkStart w:id="30" w:name="_Toc235540779"/>
-      <w:r>
+      <w:bookmarkStart w:id="30" w:name="_Toc235553034"/>
+      <w:r>
+        <w:lastRenderedPageBreak/>
         <w:t>Section 3: Power Electronics &amp; Sizing Fundamentals</w:t>
       </w:r>
       <w:bookmarkEnd w:id="30"/>
@@ -14406,7 +13990,7 @@
       <w:pPr>
         <w:pStyle w:val="Heading2"/>
       </w:pPr>
-      <w:bookmarkStart w:id="31" w:name="_Toc235540780"/>
+      <w:bookmarkStart w:id="31" w:name="_Toc235553035"/>
       <w:r>
         <w:t>3.1 Converters vs. Inverters (Power Electronics Fundamentals)</w:t>
       </w:r>
@@ -14459,12 +14043,6 @@
         <w:gridCol w:w="9350"/>
       </w:tblGrid>
       <w:tr>
-        <w:tblPrEx>
-          <w:tblCellMar>
-            <w:top w:w="0" w:type="dxa"/>
-            <w:bottom w:w="0" w:type="dxa"/>
-          </w:tblCellMar>
-        </w:tblPrEx>
         <w:tc>
           <w:tcPr>
             <w:tcW w:w="9350" w:type="dxa"/>
@@ -14515,7 +14093,7 @@
       <w:pPr>
         <w:pStyle w:val="Heading3"/>
       </w:pPr>
-      <w:bookmarkStart w:id="32" w:name="_Toc235540781"/>
+      <w:bookmarkStart w:id="32" w:name="_Toc235553036"/>
       <w:r>
         <w:t>3.1.1 AC/DC Rectifiers (AC-to-DC Conversion)</w:t>
       </w:r>
@@ -14568,12 +14146,6 @@
         <w:gridCol w:w="9350"/>
       </w:tblGrid>
       <w:tr>
-        <w:tblPrEx>
-          <w:tblCellMar>
-            <w:top w:w="0" w:type="dxa"/>
-            <w:bottom w:w="0" w:type="dxa"/>
-          </w:tblCellMar>
-        </w:tblPrEx>
         <w:tc>
           <w:tcPr>
             <w:tcW w:w="9350" w:type="dxa"/>
@@ -14622,15 +14194,7 @@
                 <w:i/>
                 <w:iCs/>
               </w:rPr>
-              <w:t xml:space="preserve"> anywhere. A rectifier is a set of one-way turnstiles placed across that hallway: no matter which way a person was originally shuffling, the turnstiles only let them exit </w:t>
-            </w:r>
-            <w:r>
-              <w:rPr>
-                <w:i/>
-                <w:iCs/>
-              </w:rPr>
-              <w:lastRenderedPageBreak/>
-              <w:t>in one direction. The result is a steady one-way stream instead of a back-and-forth crowd — exactly what DC is.</w:t>
+              <w:t xml:space="preserve"> anywhere. A rectifier is a set of one-way turnstiles placed across that hallway: no matter which way a person was originally shuffling, the turnstiles only let them exit in one direction. The result is a steady one-way stream instead of a back-and-forth crowd — exactly what DC is.</w:t>
             </w:r>
           </w:p>
         </w:tc>
@@ -14745,7 +14309,7 @@
       <w:pPr>
         <w:pStyle w:val="Heading3"/>
       </w:pPr>
-      <w:bookmarkStart w:id="33" w:name="_Toc235540782"/>
+      <w:bookmarkStart w:id="33" w:name="_Toc235553037"/>
       <w:r>
         <w:t>3.1.2 DC/DC Converters — Buck (Step-Down) and Boost (Step-Up)</w:t>
       </w:r>
@@ -14790,12 +14354,6 @@
         <w:gridCol w:w="9350"/>
       </w:tblGrid>
       <w:tr>
-        <w:tblPrEx>
-          <w:tblCellMar>
-            <w:top w:w="0" w:type="dxa"/>
-            <w:bottom w:w="0" w:type="dxa"/>
-          </w:tblCellMar>
-        </w:tblPrEx>
         <w:tc>
           <w:tcPr>
             <w:tcW w:w="9350" w:type="dxa"/>
@@ -14891,12 +14449,6 @@
         <w:gridCol w:w="3575"/>
       </w:tblGrid>
       <w:tr>
-        <w:tblPrEx>
-          <w:tblCellMar>
-            <w:top w:w="0" w:type="dxa"/>
-            <w:bottom w:w="0" w:type="dxa"/>
-          </w:tblCellMar>
-        </w:tblPrEx>
         <w:tc>
           <w:tcPr>
             <w:tcW w:w="2200" w:type="dxa"/>
@@ -14916,7 +14468,6 @@
                 <w:bCs/>
                 <w:color w:val="FFFFFF"/>
               </w:rPr>
-              <w:lastRenderedPageBreak/>
               <w:t>Aspect</w:t>
             </w:r>
           </w:p>
@@ -14969,12 +14520,6 @@
         </w:tc>
       </w:tr>
       <w:tr>
-        <w:tblPrEx>
-          <w:tblCellMar>
-            <w:top w:w="0" w:type="dxa"/>
-            <w:bottom w:w="0" w:type="dxa"/>
-          </w:tblCellMar>
-        </w:tblPrEx>
         <w:tc>
           <w:tcPr>
             <w:tcW w:w="2200" w:type="dxa"/>
@@ -15032,12 +14577,6 @@
         </w:tc>
       </w:tr>
       <w:tr>
-        <w:tblPrEx>
-          <w:tblCellMar>
-            <w:top w:w="0" w:type="dxa"/>
-            <w:bottom w:w="0" w:type="dxa"/>
-          </w:tblCellMar>
-        </w:tblPrEx>
         <w:tc>
           <w:tcPr>
             <w:tcW w:w="2200" w:type="dxa"/>
@@ -15055,6 +14594,7 @@
                 <w:b/>
                 <w:bCs/>
               </w:rPr>
+              <w:lastRenderedPageBreak/>
               <w:t>Typical use</w:t>
             </w:r>
           </w:p>
@@ -15095,12 +14635,6 @@
         </w:tc>
       </w:tr>
       <w:tr>
-        <w:tblPrEx>
-          <w:tblCellMar>
-            <w:top w:w="0" w:type="dxa"/>
-            <w:bottom w:w="0" w:type="dxa"/>
-          </w:tblCellMar>
-        </w:tblPrEx>
         <w:tc>
           <w:tcPr>
             <w:tcW w:w="2200" w:type="dxa"/>
@@ -15158,12 +14692,6 @@
         </w:tc>
       </w:tr>
       <w:tr>
-        <w:tblPrEx>
-          <w:tblCellMar>
-            <w:top w:w="0" w:type="dxa"/>
-            <w:bottom w:w="0" w:type="dxa"/>
-          </w:tblCellMar>
-        </w:tblPrEx>
         <w:tc>
           <w:tcPr>
             <w:tcW w:w="2200" w:type="dxa"/>
@@ -15221,12 +14749,6 @@
         </w:tc>
       </w:tr>
       <w:tr>
-        <w:tblPrEx>
-          <w:tblCellMar>
-            <w:top w:w="0" w:type="dxa"/>
-            <w:bottom w:w="0" w:type="dxa"/>
-          </w:tblCellMar>
-        </w:tblPrEx>
         <w:tc>
           <w:tcPr>
             <w:tcW w:w="2200" w:type="dxa"/>
@@ -15304,7 +14826,7 @@
       <w:pPr>
         <w:pStyle w:val="Heading3"/>
       </w:pPr>
-      <w:bookmarkStart w:id="34" w:name="_Toc235540783"/>
+      <w:bookmarkStart w:id="34" w:name="_Toc235553038"/>
       <w:r>
         <w:t>3.1.3 DC/AC Inverters (DC-to-AC Conversion)</w:t>
       </w:r>
@@ -15349,12 +14871,6 @@
         <w:gridCol w:w="9350"/>
       </w:tblGrid>
       <w:tr>
-        <w:tblPrEx>
-          <w:tblCellMar>
-            <w:top w:w="0" w:type="dxa"/>
-            <w:bottom w:w="0" w:type="dxa"/>
-          </w:tblCellMar>
-        </w:tblPrEx>
         <w:tc>
           <w:tcPr>
             <w:tcW w:w="9350" w:type="dxa"/>
@@ -15489,26 +15005,29 @@
           <w:b/>
           <w:bCs/>
         </w:rPr>
+        <w:t xml:space="preserve">Alternating rapidly between the two pairs: </w:t>
+      </w:r>
+      <w:r>
+        <w:t>produces a current through the load that reverses direction on a regular schedule — the defining property of AC — with a step-up transformer often added afterward to reach the higher voltages AC appliances expect.</w:t>
+      </w:r>
+    </w:p>
+    <w:p>
+      <w:pPr>
+        <w:spacing w:after="160"/>
+      </w:pPr>
+      <w:r>
+        <w:t xml:space="preserve">This same H-Bridge arrangement is not limited to producing mains-style AC — it is also exactly how small DC motors are made to spin forward and backward under microcontroller control, since reversing which diagonal pair is active reverses the current direction through the motor, and </w:t>
+      </w:r>
+      <w:r>
         <w:lastRenderedPageBreak/>
-        <w:t xml:space="preserve">Alternating rapidly between the two pairs: </w:t>
-      </w:r>
-      <w:r>
-        <w:t>produces a current through the load that reverses direction on a regular schedule — the defining property of AC — with a step-up transformer often added afterward to reach the higher voltages AC appliances expect.</w:t>
-      </w:r>
-    </w:p>
-    <w:p>
-      <w:pPr>
-        <w:spacing w:after="160"/>
-      </w:pPr>
-      <w:r>
-        <w:t>This same H-Bridge arrangement is not limited to producing mains-style AC — it is also exactly how small DC motors are made to spin forward and backward under microcontroller control, since reversing which diagonal pair is active reverses the current direction through the motor, and therefore its direction of rotation. Project 2 in Section 3.2 below relies on this principle indirectly, through the relay it uses to control the motor's power path.</w:t>
+        <w:t>therefore its direction of rotation. Project 2 in Section 3.2 below relies on this principle indirectly, through the relay it uses to control the motor's power path.</w:t>
       </w:r>
     </w:p>
     <w:p>
       <w:pPr>
         <w:pStyle w:val="Heading3"/>
       </w:pPr>
-      <w:bookmarkStart w:id="35" w:name="_Toc235540784"/>
+      <w:bookmarkStart w:id="35" w:name="_Toc235553039"/>
       <w:r>
         <w:t>3.1.4 Summary: The Three Converter Families</w:t>
       </w:r>
@@ -15538,12 +15057,6 @@
         <w:gridCol w:w="2350"/>
       </w:tblGrid>
       <w:tr>
-        <w:tblPrEx>
-          <w:tblCellMar>
-            <w:top w:w="0" w:type="dxa"/>
-            <w:bottom w:w="0" w:type="dxa"/>
-          </w:tblCellMar>
-        </w:tblPrEx>
         <w:tc>
           <w:tcPr>
             <w:tcW w:w="2000" w:type="dxa"/>
@@ -15638,12 +15151,6 @@
         </w:tc>
       </w:tr>
       <w:tr>
-        <w:tblPrEx>
-          <w:tblCellMar>
-            <w:top w:w="0" w:type="dxa"/>
-            <w:bottom w:w="0" w:type="dxa"/>
-          </w:tblCellMar>
-        </w:tblPrEx>
         <w:tc>
           <w:tcPr>
             <w:tcW w:w="2000" w:type="dxa"/>
@@ -15718,12 +15225,6 @@
         </w:tc>
       </w:tr>
       <w:tr>
-        <w:tblPrEx>
-          <w:tblCellMar>
-            <w:top w:w="0" w:type="dxa"/>
-            <w:bottom w:w="0" w:type="dxa"/>
-          </w:tblCellMar>
-        </w:tblPrEx>
         <w:tc>
           <w:tcPr>
             <w:tcW w:w="2000" w:type="dxa"/>
@@ -15798,12 +15299,6 @@
         </w:tc>
       </w:tr>
       <w:tr>
-        <w:tblPrEx>
-          <w:tblCellMar>
-            <w:top w:w="0" w:type="dxa"/>
-            <w:bottom w:w="0" w:type="dxa"/>
-          </w:tblCellMar>
-        </w:tblPrEx>
         <w:tc>
           <w:tcPr>
             <w:tcW w:w="2000" w:type="dxa"/>
@@ -15882,7 +15377,7 @@
       <w:pPr>
         <w:pStyle w:val="Heading2"/>
       </w:pPr>
-      <w:bookmarkStart w:id="36" w:name="_Toc235540785"/>
+      <w:bookmarkStart w:id="36" w:name="_Toc235553040"/>
       <w:r>
         <w:t>3.2 Power Supply Sizing Guide (Step-by-Step Mathematical Example)</w:t>
       </w:r>
@@ -15908,7 +15403,7 @@
       <w:pPr>
         <w:pStyle w:val="Heading3"/>
       </w:pPr>
-      <w:bookmarkStart w:id="37" w:name="_Toc235540786"/>
+      <w:bookmarkStart w:id="37" w:name="_Toc235553041"/>
       <w:r>
         <w:t>3.2.1 Why Steady-State Current Is the Wrong Number to Design Around</w:t>
       </w:r>
@@ -15976,12 +15471,6 @@
         <w:gridCol w:w="9350"/>
       </w:tblGrid>
       <w:tr>
-        <w:tblPrEx>
-          <w:tblCellMar>
-            <w:top w:w="0" w:type="dxa"/>
-            <w:bottom w:w="0" w:type="dxa"/>
-          </w:tblCellMar>
-        </w:tblPrEx>
         <w:tc>
           <w:tcPr>
             <w:tcW w:w="9350" w:type="dxa"/>
@@ -16002,7 +15491,6 @@
                 <w:b/>
                 <w:bCs/>
               </w:rPr>
-              <w:lastRenderedPageBreak/>
               <w:t>In plain terms</w:t>
             </w:r>
           </w:p>
@@ -16058,6 +15546,7 @@
         <w:spacing w:after="160"/>
       </w:pPr>
       <w:r>
+        <w:lastRenderedPageBreak/>
         <w:t xml:space="preserve">For a DC motor, this </w:t>
       </w:r>
       <w:proofErr w:type="gramStart"/>
@@ -16081,7 +15570,7 @@
       <w:pPr>
         <w:pStyle w:val="Heading3"/>
       </w:pPr>
-      <w:bookmarkStart w:id="38" w:name="_Toc235540787"/>
+      <w:bookmarkStart w:id="38" w:name="_Toc235553042"/>
       <w:r>
         <w:t>3.2.2 Hardware Architecture: Isolating Logic from the Motor Power Loop</w:t>
       </w:r>
@@ -16210,12 +15699,6 @@
         <w:gridCol w:w="9350"/>
       </w:tblGrid>
       <w:tr>
-        <w:tblPrEx>
-          <w:tblCellMar>
-            <w:top w:w="0" w:type="dxa"/>
-            <w:bottom w:w="0" w:type="dxa"/>
-          </w:tblCellMar>
-        </w:tblPrEx>
         <w:tc>
           <w:tcPr>
             <w:tcW w:w="9350" w:type="dxa"/>
@@ -16283,7 +15766,7 @@
       <w:pPr>
         <w:pStyle w:val="Heading3"/>
       </w:pPr>
-      <w:bookmarkStart w:id="39" w:name="_Toc235540788"/>
+      <w:bookmarkStart w:id="39" w:name="_Toc235553043"/>
       <w:r>
         <w:t>3.2.3 Project 2 Load Inventory: Simple Motor Protection System</w:t>
       </w:r>
@@ -16294,7 +15777,6 @@
         <w:spacing w:after="160"/>
       </w:pPr>
       <w:r>
-        <w:lastRenderedPageBreak/>
         <w:t>The external power rail in Project 2 — the rail this sizing exercise is calculating — has exactly two simultaneous loads on it whenever the relay is energized and the motor is running: the DC motor itself, and the relay's own control coil.</w:t>
       </w:r>
     </w:p>
@@ -16321,12 +15803,6 @@
         <w:gridCol w:w="3250"/>
       </w:tblGrid>
       <w:tr>
-        <w:tblPrEx>
-          <w:tblCellMar>
-            <w:top w:w="0" w:type="dxa"/>
-            <w:bottom w:w="0" w:type="dxa"/>
-          </w:tblCellMar>
-        </w:tblPrEx>
         <w:tc>
           <w:tcPr>
             <w:tcW w:w="3200" w:type="dxa"/>
@@ -16398,12 +15874,6 @@
         </w:tc>
       </w:tr>
       <w:tr>
-        <w:tblPrEx>
-          <w:tblCellMar>
-            <w:top w:w="0" w:type="dxa"/>
-            <w:bottom w:w="0" w:type="dxa"/>
-          </w:tblCellMar>
-        </w:tblPrEx>
         <w:tc>
           <w:tcPr>
             <w:tcW w:w="3200" w:type="dxa"/>
@@ -16462,12 +15932,6 @@
         </w:tc>
       </w:tr>
       <w:tr>
-        <w:tblPrEx>
-          <w:tblCellMar>
-            <w:top w:w="0" w:type="dxa"/>
-            <w:bottom w:w="0" w:type="dxa"/>
-          </w:tblCellMar>
-        </w:tblPrEx>
         <w:tc>
           <w:tcPr>
             <w:tcW w:w="3200" w:type="dxa"/>
@@ -16530,6 +15994,7 @@
         <w:spacing w:before="160" w:after="160"/>
       </w:pPr>
       <w:r>
+        <w:lastRenderedPageBreak/>
         <w:t>Both loads sit on the same external rail and can be active at the very same instant — the relay coil must stay energized to keep its contacts closed for as long as the motor is meant to be running, including the moment a stall occurs. That simultaneity is exactly why Step 1 below sums them together rather than sizing the supply around the motor alone.</w:t>
       </w:r>
     </w:p>
@@ -16537,7 +16002,7 @@
       <w:pPr>
         <w:pStyle w:val="Heading3"/>
       </w:pPr>
-      <w:bookmarkStart w:id="40" w:name="_Toc235540789"/>
+      <w:bookmarkStart w:id="40" w:name="_Toc235553044"/>
       <w:r>
         <w:t>3.2.4 Step 1 — Sum the Simultaneous Peak Loads</w:t>
       </w:r>
@@ -16614,7 +16079,7 @@
       <w:pPr>
         <w:pStyle w:val="Heading3"/>
       </w:pPr>
-      <w:bookmarkStart w:id="41" w:name="_Toc235540790"/>
+      <w:bookmarkStart w:id="41" w:name="_Toc235553045"/>
       <w:r>
         <w:t>3.2.5 Step 2 — Apply an Industrial Safety Margin (Headroom)</w:t>
       </w:r>
@@ -16701,12 +16166,6 @@
         <w:gridCol w:w="9350"/>
       </w:tblGrid>
       <w:tr>
-        <w:tblPrEx>
-          <w:tblCellMar>
-            <w:top w:w="0" w:type="dxa"/>
-            <w:bottom w:w="0" w:type="dxa"/>
-          </w:tblCellMar>
-        </w:tblPrEx>
         <w:tc>
           <w:tcPr>
             <w:tcW w:w="9350" w:type="dxa"/>
@@ -16764,15 +16223,7 @@
                 <w:i/>
                 <w:iCs/>
               </w:rPr>
-              <w:t xml:space="preserve"> 1.587 A rather than the </w:t>
-            </w:r>
-            <w:r>
-              <w:rPr>
-                <w:i/>
-                <w:iCs/>
-              </w:rPr>
-              <w:lastRenderedPageBreak/>
-              <w:t>bare 1.27 A minimum is what keeps this margin available for the life of the product, not just on day one.</w:t>
+              <w:t xml:space="preserve"> 1.587 A rather than the bare 1.27 A minimum is what keeps this margin available for the life of the product, not just on day one.</w:t>
             </w:r>
           </w:p>
         </w:tc>
@@ -16782,9 +16233,8 @@
       <w:pPr>
         <w:pStyle w:val="Heading3"/>
       </w:pPr>
-      <w:bookmarkStart w:id="42" w:name="_Toc235540791"/>
-      <w:r>
-        <w:lastRenderedPageBreak/>
+      <w:bookmarkStart w:id="42" w:name="_Toc235553046"/>
+      <w:r>
         <w:t>3.2.6 Step 3 — Select the Final Commercial Power Supply</w:t>
       </w:r>
       <w:bookmarkEnd w:id="42"/>
@@ -16796,6 +16246,16 @@
       <w:r>
         <w:t>The calculated requirement of 1.587 A is a design target, not a shopping-catalog number — commercial power adapters are manufactured in a small set of standard current ratings (0.5 A, 1 A, 1.5 A, 2 A, 3 A, and so on), so the final step is to round up to the nearest standard rating that clears the calculated requirement, never down.</w:t>
       </w:r>
+    </w:p>
+    <w:p>
+      <w:pPr>
+        <w:spacing w:after="160"/>
+      </w:pPr>
+    </w:p>
+    <w:p>
+      <w:pPr>
+        <w:spacing w:after="160"/>
+      </w:pPr>
     </w:p>
     <w:tbl>
       <w:tblPr>
@@ -16819,12 +16279,6 @@
         <w:gridCol w:w="4700"/>
       </w:tblGrid>
       <w:tr>
-        <w:tblPrEx>
-          <w:tblCellMar>
-            <w:top w:w="0" w:type="dxa"/>
-            <w:bottom w:w="0" w:type="dxa"/>
-          </w:tblCellMar>
-        </w:tblPrEx>
         <w:tc>
           <w:tcPr>
             <w:tcW w:w="4650" w:type="dxa"/>
@@ -16844,6 +16298,7 @@
                 <w:bCs/>
                 <w:color w:val="FFFFFF"/>
               </w:rPr>
+              <w:lastRenderedPageBreak/>
               <w:t>Sizing Metric</w:t>
             </w:r>
           </w:p>
@@ -16873,12 +16328,6 @@
         </w:tc>
       </w:tr>
       <w:tr>
-        <w:tblPrEx>
-          <w:tblCellMar>
-            <w:top w:w="0" w:type="dxa"/>
-            <w:bottom w:w="0" w:type="dxa"/>
-          </w:tblCellMar>
-        </w:tblPrEx>
         <w:tc>
           <w:tcPr>
             <w:tcW w:w="4650" w:type="dxa"/>
@@ -16915,12 +16364,6 @@
         </w:tc>
       </w:tr>
       <w:tr>
-        <w:tblPrEx>
-          <w:tblCellMar>
-            <w:top w:w="0" w:type="dxa"/>
-            <w:bottom w:w="0" w:type="dxa"/>
-          </w:tblCellMar>
-        </w:tblPrEx>
         <w:tc>
           <w:tcPr>
             <w:tcW w:w="4650" w:type="dxa"/>
@@ -16957,12 +16400,6 @@
         </w:tc>
       </w:tr>
       <w:tr>
-        <w:tblPrEx>
-          <w:tblCellMar>
-            <w:top w:w="0" w:type="dxa"/>
-            <w:bottom w:w="0" w:type="dxa"/>
-          </w:tblCellMar>
-        </w:tblPrEx>
         <w:tc>
           <w:tcPr>
             <w:tcW w:w="4650" w:type="dxa"/>
@@ -17030,7 +16467,7 @@
       <w:pPr>
         <w:pStyle w:val="Heading3"/>
       </w:pPr>
-      <w:bookmarkStart w:id="43" w:name="_Toc235540792"/>
+      <w:bookmarkStart w:id="43" w:name="_Toc235553047"/>
       <w:r>
         <w:t>3.2.7 Section 3 Recap</w:t>
       </w:r>
@@ -17166,9 +16603,44 @@
     </w:p>
     <w:p>
       <w:pPr>
+        <w:pStyle w:val="ListParagraph"/>
+        <w:spacing w:after="90"/>
+        <w:ind w:left="1080"/>
+      </w:pPr>
+    </w:p>
+    <w:p>
+      <w:pPr>
+        <w:pStyle w:val="ListParagraph"/>
+        <w:spacing w:after="90"/>
+        <w:ind w:left="1080"/>
+      </w:pPr>
+    </w:p>
+    <w:p>
+      <w:pPr>
+        <w:pStyle w:val="ListParagraph"/>
+        <w:spacing w:after="90"/>
+        <w:ind w:left="1080"/>
+      </w:pPr>
+    </w:p>
+    <w:p>
+      <w:pPr>
+        <w:pStyle w:val="ListParagraph"/>
+        <w:spacing w:after="90"/>
+        <w:ind w:left="1080"/>
+      </w:pPr>
+    </w:p>
+    <w:p>
+      <w:pPr>
+        <w:pStyle w:val="ListParagraph"/>
+        <w:spacing w:after="90"/>
+        <w:ind w:left="1080"/>
+      </w:pPr>
+    </w:p>
+    <w:p>
+      <w:pPr>
         <w:pStyle w:val="Heading1"/>
       </w:pPr>
-      <w:bookmarkStart w:id="44" w:name="_Toc235540793"/>
+      <w:bookmarkStart w:id="44" w:name="_Toc235553048"/>
       <w:r>
         <w:lastRenderedPageBreak/>
         <w:t>References</w:t>
@@ -17306,7 +16778,19 @@
           <w:rPr>
             <w:rStyle w:val="Hyperlink"/>
           </w:rPr>
-          <w:t>https://dronebotworkshop.com/esp32-2026/</w:t>
+          <w:t>https://dronebot</w:t>
+        </w:r>
+        <w:r>
+          <w:rPr>
+            <w:rStyle w:val="Hyperlink"/>
+          </w:rPr>
+          <w:t>w</w:t>
+        </w:r>
+        <w:r>
+          <w:rPr>
+            <w:rStyle w:val="Hyperlink"/>
+          </w:rPr>
+          <w:t>orkshop.com/esp32-2026/</w:t>
         </w:r>
       </w:hyperlink>
     </w:p>
@@ -17357,7 +16841,19 @@
           <w:rPr>
             <w:rStyle w:val="Hyperlink"/>
           </w:rPr>
-          <w:t>https://medium.com/@hardymunjal/communication-wired-protocols-in-iot-ae263675f542</w:t>
+          <w:t>https://medium.com/@hardymunjal/com</w:t>
+        </w:r>
+        <w:r>
+          <w:rPr>
+            <w:rStyle w:val="Hyperlink"/>
+          </w:rPr>
+          <w:t>m</w:t>
+        </w:r>
+        <w:r>
+          <w:rPr>
+            <w:rStyle w:val="Hyperlink"/>
+          </w:rPr>
+          <w:t>unication-wired-protocols-in-iot-ae263675f542</w:t>
         </w:r>
       </w:hyperlink>
     </w:p>
@@ -17374,7 +16870,19 @@
           <w:rPr>
             <w:rStyle w:val="Hyperlink"/>
           </w:rPr>
-          <w:t>https://milanachintha.medium.com/spi-communication-protocol-2b782fc03133</w:t>
+          <w:t>https://milanachintha.medium</w:t>
+        </w:r>
+        <w:r>
+          <w:rPr>
+            <w:rStyle w:val="Hyperlink"/>
+          </w:rPr>
+          <w:t>.</w:t>
+        </w:r>
+        <w:r>
+          <w:rPr>
+            <w:rStyle w:val="Hyperlink"/>
+          </w:rPr>
+          <w:t>com/spi-communication-protocol-2b782fc03133</w:t>
         </w:r>
       </w:hyperlink>
     </w:p>
@@ -20158,15 +19666,6 @@
   </w:num>
   <w:num w:numId="13" w16cid:durableId="645546203">
     <w:abstractNumId w:val="16"/>
-    <w:lvlOverride w:ilvl="0"/>
-    <w:lvlOverride w:ilvl="1"/>
-    <w:lvlOverride w:ilvl="2"/>
-    <w:lvlOverride w:ilvl="3"/>
-    <w:lvlOverride w:ilvl="4"/>
-    <w:lvlOverride w:ilvl="5"/>
-    <w:lvlOverride w:ilvl="6"/>
-    <w:lvlOverride w:ilvl="7"/>
-    <w:lvlOverride w:ilvl="8"/>
   </w:num>
   <w:num w:numId="14" w16cid:durableId="562906310">
     <w:abstractNumId w:val="5"/>
@@ -20703,6 +20202,7 @@
   <w:style w:type="character" w:default="1" w:styleId="DefaultParagraphFont">
     <w:name w:val="Default Paragraph Font"/>
     <w:uiPriority w:val="1"/>
+    <w:semiHidden/>
     <w:unhideWhenUsed/>
   </w:style>
   <w:style w:type="table" w:default="1" w:styleId="TableNormal">
